--- a/docs/04-timeline.docx
+++ b/docs/04-timeline.docx
@@ -1370,7 +1370,7 @@
               <w:pStyle w:val="Compact"/>
             </w:pPr>
             <w:r>
-              <w:t xml:space="preserve">Invite confirmed track sponsors to co-write their track's problem statements.</w:t>
+              <w:t xml:space="preserve">Invite confirmed track sponsors to set an optional challenge for their track.</w:t>
             </w:r>
           </w:p>
         </w:tc>
@@ -2158,7 +2158,7 @@
               <w:pStyle w:val="Compact"/>
             </w:pPr>
             <w:r>
-              <w:t xml:space="preserve">Track sponsors' problem statements final and published; claim board layout done.</w:t>
+              <w:t xml:space="preserve">Track sponsors' optional challenges final and published; track board layout done.</w:t>
             </w:r>
           </w:p>
         </w:tc>
@@ -2733,7 +2733,7 @@
               <w:pStyle w:val="Compact"/>
             </w:pPr>
             <w:r>
-              <w:t xml:space="preserve">Print check-in lists, judge score sheets, table numbers, claim board, certificates. MC script final. Sponsor opening slides collected.</w:t>
+              <w:t xml:space="preserve">Print check-in lists, judge score sheets, table numbers, track board, certificates. MC script final. Sponsor opening slides collected.</w:t>
             </w:r>
           </w:p>
         </w:tc>
@@ -3903,7 +3903,7 @@
         </w:numPr>
       </w:pPr>
       <w:r>
-        <w:t xml:space="preserve">Sun Oct 18: Invite confirmed track sponsors to co-write their track's problem statements.</w:t>
+        <w:t xml:space="preserve">Sun Oct 18: Invite confirmed track sponsors to set an optional challenge for their track.</w:t>
       </w:r>
     </w:p>
     <w:p>
@@ -3982,7 +3982,7 @@
         </w:numPr>
       </w:pPr>
       <w:r>
-        <w:t xml:space="preserve">Wed Oct 28: Track sponsors' problem statements final and published; claim board layout done.</w:t>
+        <w:t xml:space="preserve">Wed Oct 28: Track sponsors' optional challenges final and published; track board layout done.</w:t>
       </w:r>
     </w:p>
     <w:p>
@@ -4018,7 +4018,7 @@
         </w:numPr>
       </w:pPr>
       <w:r>
-        <w:t xml:space="preserve">Thu Nov 5: Print check-in lists, judge score sheets, table numbers, claim board, certificates. MC script final. Sponsor opening slides collected.</w:t>
+        <w:t xml:space="preserve">Thu Nov 5: Print check-in lists, judge score sheets, table numbers, track board, certificates. MC script final. Sponsor opening slides collected.</w:t>
       </w:r>
     </w:p>
     <w:bookmarkEnd w:id="17"/>
@@ -4367,7 +4367,7 @@
               <w:pStyle w:val="Compact"/>
             </w:pPr>
             <w:r>
-              <w:t xml:space="preserve">team formation, claim board</w:t>
+              <w:t xml:space="preserve">team formation, track board</w:t>
             </w:r>
           </w:p>
         </w:tc>

--- a/docs/04-timeline.docx
+++ b/docs/04-timeline.docx
@@ -862,52 +862,6 @@
               <w:pStyle w:val="Compact"/>
             </w:pPr>
             <w:r>
-              <w:t xml:space="preserve">Mon Oct 12</w:t>
-            </w:r>
-          </w:p>
-        </w:tc>
-        <w:tc>
-          <w:tcPr/>
-          <w:p>
-            <w:pPr>
-              <w:pStyle w:val="Compact"/>
-            </w:pPr>
-            <w:r>
-              <w:t xml:space="preserve">K</w:t>
-            </w:r>
-          </w:p>
-        </w:tc>
-        <w:tc>
-          <w:tcPr/>
-          <w:p>
-            <w:pPr>
-              <w:pStyle w:val="Compact"/>
-            </w:pPr>
-            <w:r>
-              <w:t xml:space="preserve">Registration opens. Announcement post. One post in each of Uram Care's 15+ school chapter groups.</w:t>
-            </w:r>
-          </w:p>
-        </w:tc>
-        <w:tc>
-          <w:tcPr/>
-          <w:p>
-            <w:pPr>
-              <w:pStyle w:val="Compact"/>
-            </w:pPr>
-            <w:r>
-              <w:t xml:space="preserve">milestone</w:t>
-            </w:r>
-          </w:p>
-        </w:tc>
-      </w:tr>
-      <w:tr>
-        <w:tc>
-          <w:tcPr/>
-          <w:p>
-            <w:pPr>
-              <w:pStyle w:val="Compact"/>
-            </w:pPr>
-            <w:r>
               <w:t xml:space="preserve">Tue Oct 13</w:t>
             </w:r>
           </w:p>
@@ -1152,7 +1106,7 @@
               <w:pStyle w:val="Compact"/>
             </w:pPr>
             <w:r>
-              <w:t xml:space="preserve">Outreach to 25 schools and universities: one teacher or club contact each, with the registration link.</w:t>
+              <w:t xml:space="preserve">Outreach prep: line up personal and youth-community networks to share the link on Oct 17; post a teaser.</w:t>
             </w:r>
           </w:p>
         </w:tc>
@@ -1302,6 +1256,52 @@
               <w:pStyle w:val="Compact"/>
             </w:pPr>
             <w:r>
+              <w:t xml:space="preserve">Sat Oct 17</w:t>
+            </w:r>
+          </w:p>
+        </w:tc>
+        <w:tc>
+          <w:tcPr/>
+          <w:p>
+            <w:pPr>
+              <w:pStyle w:val="Compact"/>
+            </w:pPr>
+            <w:r>
+              <w:t xml:space="preserve">K</w:t>
+            </w:r>
+          </w:p>
+        </w:tc>
+        <w:tc>
+          <w:tcPr/>
+          <w:p>
+            <w:pPr>
+              <w:pStyle w:val="Compact"/>
+            </w:pPr>
+            <w:r>
+              <w:t xml:space="preserve">Registration opens. Announcement on the website and social media; every organizer shares the link in their own networks.</w:t>
+            </w:r>
+          </w:p>
+        </w:tc>
+        <w:tc>
+          <w:tcPr/>
+          <w:p>
+            <w:pPr>
+              <w:pStyle w:val="Compact"/>
+            </w:pPr>
+            <w:r>
+              <w:t xml:space="preserve">milestone</w:t>
+            </w:r>
+          </w:p>
+        </w:tc>
+      </w:tr>
+      <w:tr>
+        <w:tc>
+          <w:tcPr/>
+          <w:p>
+            <w:pPr>
+              <w:pStyle w:val="Compact"/>
+            </w:pPr>
+            <w:r>
               <w:t xml:space="preserve">Sun Oct 18</w:t>
             </w:r>
           </w:p>
@@ -1324,7 +1324,7 @@
               <w:pStyle w:val="Compact"/>
             </w:pPr>
             <w:r>
-              <w:t xml:space="preserve">All-hands 2. Registration check: 80+ means on track; under 50 means double outreach this week.</w:t>
+              <w:t xml:space="preserve">All-hands 2. Registration check after day one: 40+ means on track; under 20 means double outreach this week.</w:t>
             </w:r>
           </w:p>
         </w:tc>
@@ -3297,7 +3297,7 @@
         </w:numPr>
       </w:pPr>
       <w:r>
-        <w:t xml:space="preserve">Sun Oct 18: All-hands 2. Registration check: 80+ means on track; under 50 means double outreach this week.</w:t>
+        <w:t xml:space="preserve">Sun Oct 18: All-hands 2. Registration check after day one: 40+ means on track; under 20 means double outreach this week.</w:t>
       </w:r>
     </w:p>
     <w:p>
@@ -3670,7 +3670,7 @@
         </w:numPr>
       </w:pPr>
       <w:r>
-        <w:t xml:space="preserve">Mon Oct 12: Registration opens. Announcement post. One post in each of Uram Care's 15+ school chapter groups.</w:t>
+        <w:t xml:space="preserve">Fri Oct 16: Outreach prep: line up personal and youth-community networks to share the link on Oct 17; post a teaser.</w:t>
       </w:r>
     </w:p>
     <w:p>
@@ -3682,7 +3682,7 @@
         </w:numPr>
       </w:pPr>
       <w:r>
-        <w:t xml:space="preserve">Fri Oct 16: Outreach to 25 schools and universities: one teacher or club contact each, with the registration link.</w:t>
+        <w:t xml:space="preserve">Sat Oct 17: Registration opens. Announcement on the website and social media; every organizer shares the link in their own networks.</w:t>
       </w:r>
     </w:p>
     <w:p>

--- a/docs/04-timeline.docx
+++ b/docs/04-timeline.docx
@@ -1936,7 +1936,7 @@
               <w:pStyle w:val="Compact"/>
             </w:pPr>
             <w:r>
-              <w:t xml:space="preserve">Venue deposit arranged: title sponsor pays the venue directly, or Uram Enerel bridges against signed contracts.</w:t>
+              <w:t xml:space="preserve">Venue deposit arranged: a Platinum sponsor pays the venue directly, or Uram Enerel bridges against signed contracts.</w:t>
             </w:r>
           </w:p>
         </w:tc>
@@ -3588,7 +3588,7 @@
         </w:numPr>
       </w:pPr>
       <w:r>
-        <w:t xml:space="preserve">Mon Oct 26: Venue deposit arranged: title sponsor pays the venue directly, or Uram Enerel bridges against signed contracts.</w:t>
+        <w:t xml:space="preserve">Mon Oct 26: Venue deposit arranged: a Platinum sponsor pays the venue directly, or Uram Enerel bridges against signed contracts.</w:t>
       </w:r>
     </w:p>
     <w:p>

--- a/docs/04-timeline.docx
+++ b/docs/04-timeline.docx
@@ -2862,7 +2862,7 @@
               <w:pStyle w:val="Compact"/>
             </w:pPr>
             <w:r>
-              <w:t xml:space="preserve">EVENT DAY 1. Organizers 10:00, doors 11:00, opening 12:00, hacking 13:00, dinner 19:00, minor sign-out 21:00, night shift from 22:00.</w:t>
+              <w:t xml:space="preserve">EVENT DAY 1. Organizers 12:00, doors 13:00, opening 14:00, hacking 15:00, dinner 19:00, minor sign-out 21:00, night shift from 22:00.</w:t>
             </w:r>
           </w:p>
         </w:tc>
@@ -2912,7 +2912,7 @@
               <w:pStyle w:val="Compact"/>
             </w:pPr>
             <w:r>
-              <w:t xml:space="preserve">EVENT DAY 2. Breakfast 07:00, judges 11:00, submissions 13:00, track judging 13:30, finals 15:15, awards 16:20, close 17:00, venue back 18:30.</w:t>
+              <w:t xml:space="preserve">EVENT DAY 2. Breakfast 07:00, judges 13:00, submissions 15:00, track judging 15:30, finals 17:15, awards 18:20, close 19:00, venue back 20:30.</w:t>
             </w:r>
           </w:p>
         </w:tc>
@@ -3352,7 +3352,7 @@
         </w:numPr>
       </w:pPr>
       <w:r>
-        <w:t xml:space="preserve">Sat Nov 7: EVENT DAY 1. Organizers 10:00, doors 11:00, opening 12:00, hacking 13:00, dinner 19:00, minor sign-out 21:00, night shift from 22:00.</w:t>
+        <w:t xml:space="preserve">Sat Nov 7: EVENT DAY 1. Organizers 12:00, doors 13:00, opening 14:00, hacking 15:00, dinner 19:00, minor sign-out 21:00, night shift from 22:00.</w:t>
       </w:r>
     </w:p>
     <w:p>
@@ -3364,7 +3364,7 @@
         </w:numPr>
       </w:pPr>
       <w:r>
-        <w:t xml:space="preserve">Sun Nov 8: EVENT DAY 2. Breakfast 07:00, judges 11:00, submissions 13:00, track judging 13:30, finals 15:15, awards 16:20, close 17:00, venue back 18:30.</w:t>
+        <w:t xml:space="preserve">Sun Nov 8: EVENT DAY 2. Breakfast 07:00, judges 13:00, submissions 15:00, track judging 15:30, finals 17:15, awards 18:20, close 19:00, venue back 20:30.</w:t>
       </w:r>
     </w:p>
     <w:p>
@@ -4141,7 +4141,7 @@
         </w:numPr>
       </w:pPr>
       <w:r>
-        <w:t xml:space="preserve">Sat Nov 7 10:00 to Sun Nov 8 17:30: on site throughout; at the door for the 21:00 sign-out and the 17:00 pickups; on call all night.</w:t>
+        <w:t xml:space="preserve">Sat Nov 7 12:00 to Sun Nov 8 19:30: on site throughout; at the door for the 21:00 sign-out and the 19:00 pickups; on call all night.</w:t>
       </w:r>
     </w:p>
     <w:bookmarkEnd w:id="19"/>
@@ -4218,6 +4218,120 @@
               <w:pStyle w:val="Compact"/>
             </w:pPr>
             <w:r>
+              <w:t xml:space="preserve">12:00</w:t>
+            </w:r>
+          </w:p>
+        </w:tc>
+        <w:tc>
+          <w:tcPr/>
+          <w:p>
+            <w:pPr>
+              <w:pStyle w:val="Compact"/>
+            </w:pPr>
+            <w:r>
+              <w:t xml:space="preserve">setup</w:t>
+            </w:r>
+          </w:p>
+        </w:tc>
+        <w:tc>
+          <w:tcPr/>
+          <w:p>
+            <w:pPr>
+              <w:pStyle w:val="Compact"/>
+            </w:pPr>
+            <w:r>
+              <w:t xml:space="preserve">07:00</w:t>
+            </w:r>
+          </w:p>
+        </w:tc>
+        <w:tc>
+          <w:tcPr/>
+          <w:p>
+            <w:pPr>
+              <w:pStyle w:val="Compact"/>
+            </w:pPr>
+            <w:r>
+              <w:t xml:space="preserve">breakfast</w:t>
+            </w:r>
+          </w:p>
+        </w:tc>
+      </w:tr>
+      <w:tr>
+        <w:tc>
+          <w:tcPr/>
+          <w:p>
+            <w:pPr>
+              <w:pStyle w:val="Compact"/>
+            </w:pPr>
+            <w:r>
+              <w:t xml:space="preserve">13:00</w:t>
+            </w:r>
+          </w:p>
+        </w:tc>
+        <w:tc>
+          <w:tcPr/>
+          <w:p>
+            <w:pPr>
+              <w:pStyle w:val="Compact"/>
+            </w:pPr>
+            <w:r>
+              <w:t xml:space="preserve">doors, check-in</w:t>
+            </w:r>
+          </w:p>
+        </w:tc>
+        <w:tc>
+          <w:tcPr/>
+          <w:p>
+            <w:pPr>
+              <w:pStyle w:val="Compact"/>
+            </w:pPr>
+            <w:r>
+              <w:t xml:space="preserve">09:00</w:t>
+            </w:r>
+          </w:p>
+        </w:tc>
+        <w:tc>
+          <w:tcPr/>
+          <w:p>
+            <w:pPr>
+              <w:pStyle w:val="Compact"/>
+            </w:pPr>
+            <w:r>
+              <w:t xml:space="preserve">day shift; sleeping rooms cleared by 09:30</w:t>
+            </w:r>
+          </w:p>
+        </w:tc>
+      </w:tr>
+      <w:tr>
+        <w:tc>
+          <w:tcPr/>
+          <w:p>
+            <w:pPr>
+              <w:pStyle w:val="Compact"/>
+            </w:pPr>
+            <w:r>
+              <w:t xml:space="preserve">14:00</w:t>
+            </w:r>
+          </w:p>
+        </w:tc>
+        <w:tc>
+          <w:tcPr/>
+          <w:p>
+            <w:pPr>
+              <w:pStyle w:val="Compact"/>
+            </w:pPr>
+            <w:r>
+              <w:t xml:space="preserve">opening</w:t>
+            </w:r>
+          </w:p>
+        </w:tc>
+        <w:tc>
+          <w:tcPr/>
+          <w:p>
+            <w:pPr>
+              <w:pStyle w:val="Compact"/>
+            </w:pPr>
+            <w:r>
               <w:t xml:space="preserve">10:00</w:t>
             </w:r>
           </w:p>
@@ -4229,80 +4343,34 @@
               <w:pStyle w:val="Compact"/>
             </w:pPr>
             <w:r>
-              <w:t xml:space="preserve">setup</w:t>
-            </w:r>
-          </w:p>
-        </w:tc>
-        <w:tc>
-          <w:tcPr/>
-          <w:p>
-            <w:pPr>
-              <w:pStyle w:val="Compact"/>
-            </w:pPr>
-            <w:r>
-              <w:t xml:space="preserve">07:00</w:t>
-            </w:r>
-          </w:p>
-        </w:tc>
-        <w:tc>
-          <w:tcPr/>
-          <w:p>
-            <w:pPr>
-              <w:pStyle w:val="Compact"/>
-            </w:pPr>
-            <w:r>
-              <w:t xml:space="preserve">breakfast</w:t>
-            </w:r>
-          </w:p>
-        </w:tc>
-      </w:tr>
-      <w:tr>
-        <w:tc>
-          <w:tcPr/>
-          <w:p>
-            <w:pPr>
-              <w:pStyle w:val="Compact"/>
-            </w:pPr>
-            <w:r>
-              <w:t xml:space="preserve">11:00</w:t>
-            </w:r>
-          </w:p>
-        </w:tc>
-        <w:tc>
-          <w:tcPr/>
-          <w:p>
-            <w:pPr>
-              <w:pStyle w:val="Compact"/>
-            </w:pPr>
-            <w:r>
-              <w:t xml:space="preserve">doors, check-in</w:t>
-            </w:r>
-          </w:p>
-        </w:tc>
-        <w:tc>
-          <w:tcPr/>
-          <w:p>
-            <w:pPr>
-              <w:pStyle w:val="Compact"/>
-            </w:pPr>
-            <w:r>
-              <w:t xml:space="preserve">09:00</w:t>
-            </w:r>
-          </w:p>
-        </w:tc>
-        <w:tc>
-          <w:tcPr/>
-          <w:p>
-            <w:pPr>
-              <w:pStyle w:val="Compact"/>
-            </w:pPr>
-            <w:r>
-              <w:t xml:space="preserve">day shift; sleeping rooms cleared by 09:30</w:t>
-            </w:r>
-          </w:p>
-        </w:tc>
-      </w:tr>
-      <w:tr>
+              <w:t xml:space="preserve">returnees back</w:t>
+            </w:r>
+          </w:p>
+        </w:tc>
+      </w:tr>
+      <w:tr>
+        <w:tc>
+          <w:tcPr/>
+          <w:p>
+            <w:pPr>
+              <w:pStyle w:val="Compact"/>
+            </w:pPr>
+            <w:r>
+              <w:t xml:space="preserve">14:30</w:t>
+            </w:r>
+          </w:p>
+        </w:tc>
+        <w:tc>
+          <w:tcPr/>
+          <w:p>
+            <w:pPr>
+              <w:pStyle w:val="Compact"/>
+            </w:pPr>
+            <w:r>
+              <w:t xml:space="preserve">team formation, track board</w:t>
+            </w:r>
+          </w:p>
+        </w:tc>
         <w:tc>
           <w:tcPr/>
           <w:p>
@@ -4321,64 +4389,42 @@
               <w:pStyle w:val="Compact"/>
             </w:pPr>
             <w:r>
-              <w:t xml:space="preserve">opening</w:t>
-            </w:r>
-          </w:p>
-        </w:tc>
-        <w:tc>
-          <w:tcPr/>
-          <w:p>
-            <w:pPr>
-              <w:pStyle w:val="Compact"/>
-            </w:pPr>
-            <w:r>
-              <w:t xml:space="preserve">10:00</w:t>
-            </w:r>
-          </w:p>
-        </w:tc>
-        <w:tc>
-          <w:tcPr/>
-          <w:p>
-            <w:pPr>
-              <w:pStyle w:val="Compact"/>
-            </w:pPr>
-            <w:r>
-              <w:t xml:space="preserve">returnees back; three-hour check</w:t>
-            </w:r>
-          </w:p>
-        </w:tc>
-      </w:tr>
-      <w:tr>
-        <w:tc>
-          <w:tcPr/>
-          <w:p>
-            <w:pPr>
-              <w:pStyle w:val="Compact"/>
-            </w:pPr>
-            <w:r>
-              <w:t xml:space="preserve">12:30</w:t>
-            </w:r>
-          </w:p>
-        </w:tc>
-        <w:tc>
-          <w:tcPr/>
-          <w:p>
-            <w:pPr>
-              <w:pStyle w:val="Compact"/>
-            </w:pPr>
-            <w:r>
-              <w:t xml:space="preserve">team formation, track board</w:t>
-            </w:r>
-          </w:p>
-        </w:tc>
-        <w:tc>
-          <w:tcPr/>
-          <w:p>
-            <w:pPr>
-              <w:pStyle w:val="Compact"/>
-            </w:pPr>
-            <w:r>
-              <w:t xml:space="preserve">11:00</w:t>
+              <w:t xml:space="preserve">three-hour check; lunch at tables 12:15</w:t>
+            </w:r>
+          </w:p>
+        </w:tc>
+      </w:tr>
+      <w:tr>
+        <w:tc>
+          <w:tcPr/>
+          <w:p>
+            <w:pPr>
+              <w:pStyle w:val="Compact"/>
+            </w:pPr>
+            <w:r>
+              <w:t xml:space="preserve">15:00</w:t>
+            </w:r>
+          </w:p>
+        </w:tc>
+        <w:tc>
+          <w:tcPr/>
+          <w:p>
+            <w:pPr>
+              <w:pStyle w:val="Compact"/>
+            </w:pPr>
+            <w:r>
+              <w:t xml:space="preserve">hacking starts, lunch at tables</w:t>
+            </w:r>
+          </w:p>
+        </w:tc>
+        <w:tc>
+          <w:tcPr/>
+          <w:p>
+            <w:pPr>
+              <w:pStyle w:val="Compact"/>
+            </w:pPr>
+            <w:r>
+              <w:t xml:space="preserve">13:00</w:t>
             </w:r>
           </w:p>
         </w:tc>
@@ -4402,53 +4448,7 @@
               <w:pStyle w:val="Compact"/>
             </w:pPr>
             <w:r>
-              <w:t xml:space="preserve">13:00</w:t>
-            </w:r>
-          </w:p>
-        </w:tc>
-        <w:tc>
-          <w:tcPr/>
-          <w:p>
-            <w:pPr>
-              <w:pStyle w:val="Compact"/>
-            </w:pPr>
-            <w:r>
-              <w:t xml:space="preserve">hacking starts, lunch at tables</w:t>
-            </w:r>
-          </w:p>
-        </w:tc>
-        <w:tc>
-          <w:tcPr/>
-          <w:p>
-            <w:pPr>
-              <w:pStyle w:val="Compact"/>
-            </w:pPr>
-            <w:r>
-              <w:t xml:space="preserve">12:15</w:t>
-            </w:r>
-          </w:p>
-        </w:tc>
-        <w:tc>
-          <w:tcPr/>
-          <w:p>
-            <w:pPr>
-              <w:pStyle w:val="Compact"/>
-            </w:pPr>
-            <w:r>
-              <w:t xml:space="preserve">lunch at tables</w:t>
-            </w:r>
-          </w:p>
-        </w:tc>
-      </w:tr>
-      <w:tr>
-        <w:tc>
-          <w:tcPr/>
-          <w:p>
-            <w:pPr>
-              <w:pStyle w:val="Compact"/>
-            </w:pPr>
-            <w:r>
-              <w:t xml:space="preserve">14:30</w:t>
+              <w:t xml:space="preserve">16:30</w:t>
             </w:r>
           </w:p>
         </w:tc>
@@ -4470,7 +4470,7 @@
               <w:pStyle w:val="Compact"/>
             </w:pPr>
             <w:r>
-              <w:t xml:space="preserve">13:00</w:t>
+              <w:t xml:space="preserve">15:00</w:t>
             </w:r>
           </w:p>
         </w:tc>
@@ -4494,7 +4494,7 @@
               <w:pStyle w:val="Compact"/>
             </w:pPr>
             <w:r>
-              <w:t xml:space="preserve">16:00</w:t>
+              <w:t xml:space="preserve">18:00</w:t>
             </w:r>
           </w:p>
         </w:tc>
@@ -4516,7 +4516,7 @@
               <w:pStyle w:val="Compact"/>
             </w:pPr>
             <w:r>
-              <w:t xml:space="preserve">13:30</w:t>
+              <w:t xml:space="preserve">15:30</w:t>
             </w:r>
           </w:p>
         </w:tc>
@@ -4540,7 +4540,53 @@
               <w:pStyle w:val="Compact"/>
             </w:pPr>
             <w:r>
-              <w:t xml:space="preserve">17:30</w:t>
+              <w:t xml:space="preserve">19:00</w:t>
+            </w:r>
+          </w:p>
+        </w:tc>
+        <w:tc>
+          <w:tcPr/>
+          <w:p>
+            <w:pPr>
+              <w:pStyle w:val="Compact"/>
+            </w:pPr>
+            <w:r>
+              <w:t xml:space="preserve">dinner</w:t>
+            </w:r>
+          </w:p>
+        </w:tc>
+        <w:tc>
+          <w:tcPr/>
+          <w:p>
+            <w:pPr>
+              <w:pStyle w:val="Compact"/>
+            </w:pPr>
+            <w:r>
+              <w:t xml:space="preserve">17:00</w:t>
+            </w:r>
+          </w:p>
+        </w:tc>
+        <w:tc>
+          <w:tcPr/>
+          <w:p>
+            <w:pPr>
+              <w:pStyle w:val="Compact"/>
+            </w:pPr>
+            <w:r>
+              <w:t xml:space="preserve">tally, eight finalists</w:t>
+            </w:r>
+          </w:p>
+        </w:tc>
+      </w:tr>
+      <w:tr>
+        <w:tc>
+          <w:tcPr/>
+          <w:p>
+            <w:pPr>
+              <w:pStyle w:val="Compact"/>
+            </w:pPr>
+            <w:r>
+              <w:t xml:space="preserve">19:45</w:t>
             </w:r>
           </w:p>
         </w:tc>
@@ -4562,23 +4608,91 @@
               <w:pStyle w:val="Compact"/>
             </w:pPr>
             <w:r>
-              <w:t xml:space="preserve">15:00</w:t>
-            </w:r>
-          </w:p>
-        </w:tc>
-        <w:tc>
-          <w:tcPr/>
-          <w:p>
-            <w:pPr>
-              <w:pStyle w:val="Compact"/>
-            </w:pPr>
-            <w:r>
-              <w:t xml:space="preserve">tally, eight finalists</w:t>
-            </w:r>
-          </w:p>
-        </w:tc>
-      </w:tr>
-      <w:tr>
+              <w:t xml:space="preserve">17:15</w:t>
+            </w:r>
+          </w:p>
+        </w:tc>
+        <w:tc>
+          <w:tcPr/>
+          <w:p>
+            <w:pPr>
+              <w:pStyle w:val="Compact"/>
+            </w:pPr>
+            <w:r>
+              <w:t xml:space="preserve">finals on stage</w:t>
+            </w:r>
+          </w:p>
+        </w:tc>
+      </w:tr>
+      <w:tr>
+        <w:tc>
+          <w:tcPr/>
+          <w:p>
+            <w:pPr>
+              <w:pStyle w:val="Compact"/>
+            </w:pPr>
+            <w:r>
+              <w:t xml:space="preserve">21:00</w:t>
+            </w:r>
+          </w:p>
+        </w:tc>
+        <w:tc>
+          <w:tcPr/>
+          <w:p>
+            <w:pPr>
+              <w:pStyle w:val="Compact"/>
+            </w:pPr>
+            <w:r>
+              <w:t xml:space="preserve">sign-out for minors going home</w:t>
+            </w:r>
+          </w:p>
+        </w:tc>
+        <w:tc>
+          <w:tcPr/>
+          <w:p>
+            <w:pPr>
+              <w:pStyle w:val="Compact"/>
+            </w:pPr>
+            <w:r>
+              <w:t xml:space="preserve">18:20</w:t>
+            </w:r>
+          </w:p>
+        </w:tc>
+        <w:tc>
+          <w:tcPr/>
+          <w:p>
+            <w:pPr>
+              <w:pStyle w:val="Compact"/>
+            </w:pPr>
+            <w:r>
+              <w:t xml:space="preserve">awards</w:t>
+            </w:r>
+          </w:p>
+        </w:tc>
+      </w:tr>
+      <w:tr>
+        <w:tc>
+          <w:tcPr/>
+          <w:p>
+            <w:pPr>
+              <w:pStyle w:val="Compact"/>
+            </w:pPr>
+            <w:r>
+              <w:t xml:space="preserve">22:00</w:t>
+            </w:r>
+          </w:p>
+        </w:tc>
+        <w:tc>
+          <w:tcPr/>
+          <w:p>
+            <w:pPr>
+              <w:pStyle w:val="Compact"/>
+            </w:pPr>
+            <w:r>
+              <w:t xml:space="preserve">night shift begins</w:t>
+            </w:r>
+          </w:p>
+        </w:tc>
         <w:tc>
           <w:tcPr/>
           <w:p>
@@ -4597,120 +4711,6 @@
               <w:pStyle w:val="Compact"/>
             </w:pPr>
             <w:r>
-              <w:t xml:space="preserve">dinner</w:t>
-            </w:r>
-          </w:p>
-        </w:tc>
-        <w:tc>
-          <w:tcPr/>
-          <w:p>
-            <w:pPr>
-              <w:pStyle w:val="Compact"/>
-            </w:pPr>
-            <w:r>
-              <w:t xml:space="preserve">15:15</w:t>
-            </w:r>
-          </w:p>
-        </w:tc>
-        <w:tc>
-          <w:tcPr/>
-          <w:p>
-            <w:pPr>
-              <w:pStyle w:val="Compact"/>
-            </w:pPr>
-            <w:r>
-              <w:t xml:space="preserve">finals on stage</w:t>
-            </w:r>
-          </w:p>
-        </w:tc>
-      </w:tr>
-      <w:tr>
-        <w:tc>
-          <w:tcPr/>
-          <w:p>
-            <w:pPr>
-              <w:pStyle w:val="Compact"/>
-            </w:pPr>
-            <w:r>
-              <w:t xml:space="preserve">21:00</w:t>
-            </w:r>
-          </w:p>
-        </w:tc>
-        <w:tc>
-          <w:tcPr/>
-          <w:p>
-            <w:pPr>
-              <w:pStyle w:val="Compact"/>
-            </w:pPr>
-            <w:r>
-              <w:t xml:space="preserve">sign-out for minors going home</w:t>
-            </w:r>
-          </w:p>
-        </w:tc>
-        <w:tc>
-          <w:tcPr/>
-          <w:p>
-            <w:pPr>
-              <w:pStyle w:val="Compact"/>
-            </w:pPr>
-            <w:r>
-              <w:t xml:space="preserve">16:20</w:t>
-            </w:r>
-          </w:p>
-        </w:tc>
-        <w:tc>
-          <w:tcPr/>
-          <w:p>
-            <w:pPr>
-              <w:pStyle w:val="Compact"/>
-            </w:pPr>
-            <w:r>
-              <w:t xml:space="preserve">awards</w:t>
-            </w:r>
-          </w:p>
-        </w:tc>
-      </w:tr>
-      <w:tr>
-        <w:tc>
-          <w:tcPr/>
-          <w:p>
-            <w:pPr>
-              <w:pStyle w:val="Compact"/>
-            </w:pPr>
-            <w:r>
-              <w:t xml:space="preserve">22:00</w:t>
-            </w:r>
-          </w:p>
-        </w:tc>
-        <w:tc>
-          <w:tcPr/>
-          <w:p>
-            <w:pPr>
-              <w:pStyle w:val="Compact"/>
-            </w:pPr>
-            <w:r>
-              <w:t xml:space="preserve">night shift begins</w:t>
-            </w:r>
-          </w:p>
-        </w:tc>
-        <w:tc>
-          <w:tcPr/>
-          <w:p>
-            <w:pPr>
-              <w:pStyle w:val="Compact"/>
-            </w:pPr>
-            <w:r>
-              <w:t xml:space="preserve">17:00</w:t>
-            </w:r>
-          </w:p>
-        </w:tc>
-        <w:tc>
-          <w:tcPr/>
-          <w:p>
-            <w:pPr>
-              <w:pStyle w:val="Compact"/>
-            </w:pPr>
-            <w:r>
               <w:t xml:space="preserve">close</w:t>
             </w:r>
           </w:p>
@@ -4746,7 +4746,7 @@
               <w:pStyle w:val="Compact"/>
             </w:pPr>
             <w:r>
-              <w:t xml:space="preserve">18:30</w:t>
+              <w:t xml:space="preserve">20:30</w:t>
             </w:r>
           </w:p>
         </w:tc>

--- a/docs/04-timeline.docx
+++ b/docs/04-timeline.docx
@@ -11,13 +11,13 @@
         <w:t xml:space="preserve">Touch Grass — Timeline</w:t>
       </w:r>
     </w:p>
-    <w:bookmarkStart w:id="9" w:name="Xeda20ffcc48b654ffe64b22cc760b16c8da1a58"/>
+    <w:bookmarkStart w:id="9" w:name="Xa314fd6c6d940714f18d563982f55b32a84d5d6"/>
     <w:p>
       <w:pPr>
         <w:pStyle w:val="Heading2"/>
       </w:pPr>
       <w:r>
-        <w:t xml:space="preserve">Thursday October 8 to Friday November 13, 2026</w:t>
+        <w:t xml:space="preserve">Thursday October 8 to Friday December 4, 2026</w:t>
       </w:r>
     </w:p>
     <w:p>
@@ -25,7 +25,7 @@
         <w:pStyle w:val="FirstParagraph"/>
       </w:pPr>
       <w:r>
-        <w:t xml:space="preserve">Generated October 8, 2026. 30 days to the event. Owners: M main organizers · L logistics · F finance · K marketing · O operations · A adult lead · UE Uram Enerel. Companion to the master plan; where they differ, this file is the newer one.</w:t>
+        <w:t xml:space="preserve">Generated October 8, 2026. Moved from Nov 7–8 to Nov 28–29 on Oct 16 for more sponsor and venue time: every date from Oct 25 moved three weeks later. Owners: M main organizers · L logistics · F finance · K marketing · O operations · A adult lead · UE Uram Enerel. Companion to the master plan; where they differ, this file is the newer one.</w:t>
       </w:r>
     </w:p>
     <w:bookmarkEnd w:id="9"/>
@@ -126,7 +126,7 @@
               <w:pStyle w:val="Compact"/>
             </w:pPr>
             <w:r>
-              <w:t xml:space="preserve">Wed Oct 14</w:t>
+              <w:t xml:space="preserve">Wed Nov 4</w:t>
             </w:r>
           </w:p>
         </w:tc>
@@ -172,7 +172,7 @@
               <w:pStyle w:val="Compact"/>
             </w:pPr>
             <w:r>
-              <w:t xml:space="preserve">Sun Oct 25</w:t>
+              <w:t xml:space="preserve">Sun Nov 15</w:t>
             </w:r>
           </w:p>
         </w:tc>
@@ -218,7 +218,7 @@
               <w:pStyle w:val="Compact"/>
             </w:pPr>
             <w:r>
-              <w:t xml:space="preserve">Tue Oct 27</w:t>
+              <w:t xml:space="preserve">Tue Nov 17</w:t>
             </w:r>
           </w:p>
         </w:tc>
@@ -264,7 +264,7 @@
               <w:pStyle w:val="Compact"/>
             </w:pPr>
             <w:r>
-              <w:t xml:space="preserve">Tue Nov 3</w:t>
+              <w:t xml:space="preserve">Tue Nov 24</w:t>
             </w:r>
           </w:p>
         </w:tc>
@@ -307,7 +307,7 @@
         <w:pStyle w:val="FirstParagraph"/>
       </w:pPr>
       <w:r>
-        <w:t xml:space="preserve">All-hands every Sunday evening for 30 minutes: Oct 11, 18, 25, Nov 1. Team leads post a three-line update in the organizer chat every Wednesday. Decisions not made in those two places are made by the main organizers the same day.</w:t>
+        <w:t xml:space="preserve">All-hands every Sunday evening for 30 minutes: Oct 11, 18, 25, Nov 1, 8, 15, 22. Team leads post a three-line update in the organizer chat every Wednesday. Decisions not made in those two places are made by the main organizers the same day.</w:t>
       </w:r>
     </w:p>
     <w:bookmarkEnd w:id="11"/>
@@ -1020,7 +1020,7 @@
               <w:pStyle w:val="Compact"/>
             </w:pPr>
             <w:r>
-              <w:t xml:space="preserve">Venue confirms wifi capacity for 350 devices in writing; electrician check scheduled for Nov 6.</w:t>
+              <w:t xml:space="preserve">Venue confirms wifi capacity for 350 devices in writing; electrician check scheduled for Nov 27.</w:t>
             </w:r>
           </w:p>
         </w:tc>
@@ -1149,7 +1149,7 @@
               <w:pStyle w:val="Compact"/>
             </w:pPr>
             <w:r>
-              <w:t xml:space="preserve">Ask 30 mentors and 25 judges, three judges per track plus reserves, with the one-page brief and the Nov 6 briefing date.</w:t>
+              <w:t xml:space="preserve">Ask 30 mentors and 25 judges, three judges per track plus reserves, with the one-page brief and the Nov 27 briefing date.</w:t>
             </w:r>
           </w:p>
         </w:tc>
@@ -1821,7 +1821,50 @@
               <w:pStyle w:val="Compact"/>
             </w:pPr>
             <w:r>
-              <w:t xml:space="preserve">Sun Oct 25</w:t>
+              <w:t xml:space="preserve">Oct 25 to Nov 14</w:t>
+            </w:r>
+          </w:p>
+        </w:tc>
+        <w:tc>
+          <w:tcPr/>
+          <w:p>
+            <w:pPr>
+              <w:pStyle w:val="Compact"/>
+            </w:pPr>
+            <w:r>
+              <w:t xml:space="preserve">F, M</w:t>
+            </w:r>
+          </w:p>
+        </w:tc>
+        <w:tc>
+          <w:tcPr/>
+          <w:p>
+            <w:pPr>
+              <w:pStyle w:val="Compact"/>
+            </w:pPr>
+            <w:r>
+              <w:t xml:space="preserve">Extra three weeks from the date move: sponsor calls and meetings; in-kind venue and food first. All-hands Oct 25, Nov 1, Nov 8.</w:t>
+            </w:r>
+          </w:p>
+        </w:tc>
+        <w:tc>
+          <w:tcPr/>
+          <w:p>
+            <w:pPr>
+              <w:pStyle w:val="Compact"/>
+            </w:pPr>
+          </w:p>
+        </w:tc>
+      </w:tr>
+      <w:tr>
+        <w:tc>
+          <w:tcPr/>
+          <w:p>
+            <w:pPr>
+              <w:pStyle w:val="Compact"/>
+            </w:pPr>
+            <w:r>
+              <w:t xml:space="preserve">Wed Nov 4</w:t>
             </w:r>
           </w:p>
         </w:tc>
@@ -1843,7 +1886,7 @@
               <w:pStyle w:val="Compact"/>
             </w:pPr>
             <w:r>
-              <w:t xml:space="preserve">MONEY GATE: sponsor commitments close. Budget final. Prize pool size set above the 5M floor. All-hands 3.</w:t>
+              <w:t xml:space="preserve">VENUE GATE (moved): written confirmation with overnight access and two sleeping rooms, or the next candidate; daytime-only yes means Plan B.</w:t>
             </w:r>
           </w:p>
         </w:tc>
@@ -1871,93 +1914,7 @@
               <w:pStyle w:val="Compact"/>
             </w:pPr>
             <w:r>
-              <w:t xml:space="preserve">Sun Oct 25</w:t>
-            </w:r>
-          </w:p>
-        </w:tc>
-        <w:tc>
-          <w:tcPr/>
-          <w:p>
-            <w:pPr>
-              <w:pStyle w:val="Compact"/>
-            </w:pPr>
-            <w:r>
-              <w:t xml:space="preserve">UE</w:t>
-            </w:r>
-          </w:p>
-        </w:tc>
-        <w:tc>
-          <w:tcPr/>
-          <w:p>
-            <w:pPr>
-              <w:pStyle w:val="Compact"/>
-            </w:pPr>
-            <w:r>
-              <w:t xml:space="preserve">Contracts sent to every committed sponsor, payment dates on or before Nov 1.</w:t>
-            </w:r>
-          </w:p>
-        </w:tc>
-        <w:tc>
-          <w:tcPr/>
-          <w:p>
-            <w:pPr>
-              <w:pStyle w:val="Compact"/>
-            </w:pPr>
-          </w:p>
-        </w:tc>
-      </w:tr>
-      <w:tr>
-        <w:tc>
-          <w:tcPr/>
-          <w:p>
-            <w:pPr>
-              <w:pStyle w:val="Compact"/>
-            </w:pPr>
-            <w:r>
-              <w:t xml:space="preserve">Mon Oct 26</w:t>
-            </w:r>
-          </w:p>
-        </w:tc>
-        <w:tc>
-          <w:tcPr/>
-          <w:p>
-            <w:pPr>
-              <w:pStyle w:val="Compact"/>
-            </w:pPr>
-            <w:r>
-              <w:t xml:space="preserve">F</w:t>
-            </w:r>
-          </w:p>
-        </w:tc>
-        <w:tc>
-          <w:tcPr/>
-          <w:p>
-            <w:pPr>
-              <w:pStyle w:val="Compact"/>
-            </w:pPr>
-            <w:r>
-              <w:t xml:space="preserve">Venue deposit arranged: a Platinum sponsor pays the venue directly, or Uram Enerel bridges against signed contracts.</w:t>
-            </w:r>
-          </w:p>
-        </w:tc>
-        <w:tc>
-          <w:tcPr/>
-          <w:p>
-            <w:pPr>
-              <w:pStyle w:val="Compact"/>
-            </w:pPr>
-          </w:p>
-        </w:tc>
-      </w:tr>
-      <w:tr>
-        <w:tc>
-          <w:tcPr/>
-          <w:p>
-            <w:pPr>
-              <w:pStyle w:val="Compact"/>
-            </w:pPr>
-            <w:r>
-              <w:t xml:space="preserve">Mon Oct 26</w:t>
+              <w:t xml:space="preserve">Sat Nov 14</w:t>
             </w:r>
           </w:p>
         </w:tc>
@@ -1979,93 +1936,50 @@
               <w:pStyle w:val="Compact"/>
             </w:pPr>
             <w:r>
-              <w:t xml:space="preserve">Announce the final prize pool size. Request logos and 40-word descriptions from every sponsor.</w:t>
-            </w:r>
-          </w:p>
-        </w:tc>
-        <w:tc>
-          <w:tcPr/>
-          <w:p>
-            <w:pPr>
-              <w:pStyle w:val="Compact"/>
-            </w:pPr>
-          </w:p>
-        </w:tc>
-      </w:tr>
-      <w:tr>
-        <w:tc>
-          <w:tcPr/>
-          <w:p>
-            <w:pPr>
-              <w:pStyle w:val="Compact"/>
-            </w:pPr>
-            <w:r>
-              <w:t xml:space="preserve">Tue Oct 27</w:t>
-            </w:r>
-          </w:p>
-        </w:tc>
-        <w:tc>
-          <w:tcPr/>
-          <w:p>
-            <w:pPr>
-              <w:pStyle w:val="Compact"/>
-            </w:pPr>
-            <w:r>
-              <w:t xml:space="preserve">L</w:t>
-            </w:r>
-          </w:p>
-        </w:tc>
-        <w:tc>
-          <w:tcPr/>
-          <w:p>
-            <w:pPr>
-              <w:pStyle w:val="Compact"/>
-            </w:pPr>
-            <w:r>
-              <w:t xml:space="preserve">Security, cleaning and first aider booked firm for Nov 7–8.</w:t>
-            </w:r>
-          </w:p>
-        </w:tc>
-        <w:tc>
-          <w:tcPr/>
-          <w:p>
-            <w:pPr>
-              <w:pStyle w:val="Compact"/>
-            </w:pPr>
-          </w:p>
-        </w:tc>
-      </w:tr>
-      <w:tr>
-        <w:tc>
-          <w:tcPr/>
-          <w:p>
-            <w:pPr>
-              <w:pStyle w:val="Compact"/>
-            </w:pPr>
-            <w:r>
-              <w:t xml:space="preserve">Tue Oct 27</w:t>
-            </w:r>
-          </w:p>
-        </w:tc>
-        <w:tc>
-          <w:tcPr/>
-          <w:p>
-            <w:pPr>
-              <w:pStyle w:val="Compact"/>
-            </w:pPr>
-            <w:r>
-              <w:t xml:space="preserve">O</w:t>
-            </w:r>
-          </w:p>
-        </w:tc>
-        <w:tc>
-          <w:tcPr/>
-          <w:p>
-            <w:pPr>
-              <w:pStyle w:val="Compact"/>
-            </w:pPr>
-            <w:r>
-              <w:t xml:space="preserve">NIGHT-SHIFT GATE: adult lead plus five night adults confirmed with shifts, or switch to Plan B.</w:t>
+              <w:t xml:space="preserve">DevFest UB (GDG Ulaanbaatar): volunteers help; ask for a short slot or table to recruit participants and mentors.</w:t>
+            </w:r>
+          </w:p>
+        </w:tc>
+        <w:tc>
+          <w:tcPr/>
+          <w:p>
+            <w:pPr>
+              <w:pStyle w:val="Compact"/>
+            </w:pPr>
+          </w:p>
+        </w:tc>
+      </w:tr>
+      <w:tr>
+        <w:tc>
+          <w:tcPr/>
+          <w:p>
+            <w:pPr>
+              <w:pStyle w:val="Compact"/>
+            </w:pPr>
+            <w:r>
+              <w:t xml:space="preserve">Sun Nov 15</w:t>
+            </w:r>
+          </w:p>
+        </w:tc>
+        <w:tc>
+          <w:tcPr/>
+          <w:p>
+            <w:pPr>
+              <w:pStyle w:val="Compact"/>
+            </w:pPr>
+            <w:r>
+              <w:t xml:space="preserve">M</w:t>
+            </w:r>
+          </w:p>
+        </w:tc>
+        <w:tc>
+          <w:tcPr/>
+          <w:p>
+            <w:pPr>
+              <w:pStyle w:val="Compact"/>
+            </w:pPr>
+            <w:r>
+              <w:t xml:space="preserve">MONEY GATE: sponsor commitments close. Budget final. Prize pool size set above the 5M floor. All-hands 3.</w:t>
             </w:r>
           </w:p>
         </w:tc>
@@ -2093,7 +2007,93 @@
               <w:pStyle w:val="Compact"/>
             </w:pPr>
             <w:r>
-              <w:t xml:space="preserve">Wed Oct 28</w:t>
+              <w:t xml:space="preserve">Sun Nov 15</w:t>
+            </w:r>
+          </w:p>
+        </w:tc>
+        <w:tc>
+          <w:tcPr/>
+          <w:p>
+            <w:pPr>
+              <w:pStyle w:val="Compact"/>
+            </w:pPr>
+            <w:r>
+              <w:t xml:space="preserve">UE</w:t>
+            </w:r>
+          </w:p>
+        </w:tc>
+        <w:tc>
+          <w:tcPr/>
+          <w:p>
+            <w:pPr>
+              <w:pStyle w:val="Compact"/>
+            </w:pPr>
+            <w:r>
+              <w:t xml:space="preserve">Contracts sent to every committed sponsor, payment dates on or before Nov 22.</w:t>
+            </w:r>
+          </w:p>
+        </w:tc>
+        <w:tc>
+          <w:tcPr/>
+          <w:p>
+            <w:pPr>
+              <w:pStyle w:val="Compact"/>
+            </w:pPr>
+          </w:p>
+        </w:tc>
+      </w:tr>
+      <w:tr>
+        <w:tc>
+          <w:tcPr/>
+          <w:p>
+            <w:pPr>
+              <w:pStyle w:val="Compact"/>
+            </w:pPr>
+            <w:r>
+              <w:t xml:space="preserve">Mon Nov 16</w:t>
+            </w:r>
+          </w:p>
+        </w:tc>
+        <w:tc>
+          <w:tcPr/>
+          <w:p>
+            <w:pPr>
+              <w:pStyle w:val="Compact"/>
+            </w:pPr>
+            <w:r>
+              <w:t xml:space="preserve">F</w:t>
+            </w:r>
+          </w:p>
+        </w:tc>
+        <w:tc>
+          <w:tcPr/>
+          <w:p>
+            <w:pPr>
+              <w:pStyle w:val="Compact"/>
+            </w:pPr>
+            <w:r>
+              <w:t xml:space="preserve">Venue deposit arranged: a Platinum sponsor pays the venue directly, or Uram Enerel bridges against signed contracts.</w:t>
+            </w:r>
+          </w:p>
+        </w:tc>
+        <w:tc>
+          <w:tcPr/>
+          <w:p>
+            <w:pPr>
+              <w:pStyle w:val="Compact"/>
+            </w:pPr>
+          </w:p>
+        </w:tc>
+      </w:tr>
+      <w:tr>
+        <w:tc>
+          <w:tcPr/>
+          <w:p>
+            <w:pPr>
+              <w:pStyle w:val="Compact"/>
+            </w:pPr>
+            <w:r>
+              <w:t xml:space="preserve">Mon Nov 16</w:t>
             </w:r>
           </w:p>
         </w:tc>
@@ -2115,28 +2115,71 @@
               <w:pStyle w:val="Compact"/>
             </w:pPr>
             <w:r>
-              <w:t xml:space="preserve">Info email 1 to registrants: venue, overnight rules, what to bring, consent form, schedule outline.</w:t>
-            </w:r>
-          </w:p>
-        </w:tc>
-        <w:tc>
-          <w:tcPr/>
-          <w:p>
-            <w:pPr>
-              <w:pStyle w:val="Compact"/>
-            </w:pPr>
-          </w:p>
-        </w:tc>
-      </w:tr>
-      <w:tr>
-        <w:tc>
-          <w:tcPr/>
-          <w:p>
-            <w:pPr>
-              <w:pStyle w:val="Compact"/>
-            </w:pPr>
-            <w:r>
-              <w:t xml:space="preserve">Wed Oct 28</w:t>
+              <w:t xml:space="preserve">Announce the final prize pool size. Request logos and 40-word descriptions from every sponsor.</w:t>
+            </w:r>
+          </w:p>
+        </w:tc>
+        <w:tc>
+          <w:tcPr/>
+          <w:p>
+            <w:pPr>
+              <w:pStyle w:val="Compact"/>
+            </w:pPr>
+          </w:p>
+        </w:tc>
+      </w:tr>
+      <w:tr>
+        <w:tc>
+          <w:tcPr/>
+          <w:p>
+            <w:pPr>
+              <w:pStyle w:val="Compact"/>
+            </w:pPr>
+            <w:r>
+              <w:t xml:space="preserve">Tue Nov 17</w:t>
+            </w:r>
+          </w:p>
+        </w:tc>
+        <w:tc>
+          <w:tcPr/>
+          <w:p>
+            <w:pPr>
+              <w:pStyle w:val="Compact"/>
+            </w:pPr>
+            <w:r>
+              <w:t xml:space="preserve">L</w:t>
+            </w:r>
+          </w:p>
+        </w:tc>
+        <w:tc>
+          <w:tcPr/>
+          <w:p>
+            <w:pPr>
+              <w:pStyle w:val="Compact"/>
+            </w:pPr>
+            <w:r>
+              <w:t xml:space="preserve">Security, cleaning and first aider booked firm for Nov 28–29.</w:t>
+            </w:r>
+          </w:p>
+        </w:tc>
+        <w:tc>
+          <w:tcPr/>
+          <w:p>
+            <w:pPr>
+              <w:pStyle w:val="Compact"/>
+            </w:pPr>
+          </w:p>
+        </w:tc>
+      </w:tr>
+      <w:tr>
+        <w:tc>
+          <w:tcPr/>
+          <w:p>
+            <w:pPr>
+              <w:pStyle w:val="Compact"/>
+            </w:pPr>
+            <w:r>
+              <w:t xml:space="preserve">Tue Nov 17</w:t>
             </w:r>
           </w:p>
         </w:tc>
@@ -2158,403 +2201,7 @@
               <w:pStyle w:val="Compact"/>
             </w:pPr>
             <w:r>
-              <w:t xml:space="preserve">Track sponsors' optional challenges final and published; track board layout done.</w:t>
-            </w:r>
-          </w:p>
-        </w:tc>
-        <w:tc>
-          <w:tcPr/>
-          <w:p>
-            <w:pPr>
-              <w:pStyle w:val="Compact"/>
-            </w:pPr>
-          </w:p>
-        </w:tc>
-      </w:tr>
-      <w:tr>
-        <w:tc>
-          <w:tcPr/>
-          <w:p>
-            <w:pPr>
-              <w:pStyle w:val="Compact"/>
-            </w:pPr>
-            <w:r>
-              <w:t xml:space="preserve">Thu Oct 29</w:t>
-            </w:r>
-          </w:p>
-        </w:tc>
-        <w:tc>
-          <w:tcPr/>
-          <w:p>
-            <w:pPr>
-              <w:pStyle w:val="Compact"/>
-            </w:pPr>
-            <w:r>
-              <w:t xml:space="preserve">L</w:t>
-            </w:r>
-          </w:p>
-        </w:tc>
-        <w:tc>
-          <w:tcPr/>
-          <w:p>
-            <w:pPr>
-              <w:pStyle w:val="Compact"/>
-            </w:pPr>
-            <w:r>
-              <w:t xml:space="preserve">Buy supplies: 60 power strips, 20 extension cords, gaffer tape, name tags, first-aid kits, flashlights, sign-out log. Order printing and signage.</w:t>
-            </w:r>
-          </w:p>
-        </w:tc>
-        <w:tc>
-          <w:tcPr/>
-          <w:p>
-            <w:pPr>
-              <w:pStyle w:val="Compact"/>
-            </w:pPr>
-          </w:p>
-        </w:tc>
-      </w:tr>
-      <w:tr>
-        <w:tc>
-          <w:tcPr/>
-          <w:p>
-            <w:pPr>
-              <w:pStyle w:val="Compact"/>
-            </w:pPr>
-            <w:r>
-              <w:t xml:space="preserve">Fri Oct 30</w:t>
-            </w:r>
-          </w:p>
-        </w:tc>
-        <w:tc>
-          <w:tcPr/>
-          <w:p>
-            <w:pPr>
-              <w:pStyle w:val="Compact"/>
-            </w:pPr>
-            <w:r>
-              <w:t xml:space="preserve">O</w:t>
-            </w:r>
-          </w:p>
-        </w:tc>
-        <w:tc>
-          <w:tcPr/>
-          <w:p>
-            <w:pPr>
-              <w:pStyle w:val="Compact"/>
-            </w:pPr>
-            <w:r>
-              <w:t xml:space="preserve">Judges (18) and mentors (20) confirmed; sponsors' judges and workshop speakers named; Nov 6 briefing invitations sent.</w:t>
-            </w:r>
-          </w:p>
-        </w:tc>
-        <w:tc>
-          <w:tcPr/>
-          <w:p>
-            <w:pPr>
-              <w:pStyle w:val="Compact"/>
-            </w:pPr>
-            <w:r>
-              <w:t xml:space="preserve">milestone</w:t>
-            </w:r>
-          </w:p>
-        </w:tc>
-      </w:tr>
-      <w:tr>
-        <w:tc>
-          <w:tcPr/>
-          <w:p>
-            <w:pPr>
-              <w:pStyle w:val="Compact"/>
-            </w:pPr>
-            <w:r>
-              <w:t xml:space="preserve">Sat Oct 31</w:t>
-            </w:r>
-          </w:p>
-        </w:tc>
-        <w:tc>
-          <w:tcPr/>
-          <w:p>
-            <w:pPr>
-              <w:pStyle w:val="Compact"/>
-            </w:pPr>
-            <w:r>
-              <w:t xml:space="preserve">F</w:t>
-            </w:r>
-          </w:p>
-        </w:tc>
-        <w:tc>
-          <w:tcPr/>
-          <w:p>
-            <w:pPr>
-              <w:pStyle w:val="Compact"/>
-            </w:pPr>
-            <w:r>
-              <w:t xml:space="preserve">Sponsor deliverables checklist opened: what each sponsor is owed, when, done or not.</w:t>
-            </w:r>
-          </w:p>
-        </w:tc>
-        <w:tc>
-          <w:tcPr/>
-          <w:p>
-            <w:pPr>
-              <w:pStyle w:val="Compact"/>
-            </w:pPr>
-          </w:p>
-        </w:tc>
-      </w:tr>
-      <w:tr>
-        <w:tc>
-          <w:tcPr/>
-          <w:p>
-            <w:pPr>
-              <w:pStyle w:val="Compact"/>
-            </w:pPr>
-            <w:r>
-              <w:t xml:space="preserve">Sat Oct 31</w:t>
-            </w:r>
-          </w:p>
-        </w:tc>
-        <w:tc>
-          <w:tcPr/>
-          <w:p>
-            <w:pPr>
-              <w:pStyle w:val="Compact"/>
-            </w:pPr>
-            <w:r>
-              <w:t xml:space="preserve">K</w:t>
-            </w:r>
-          </w:p>
-        </w:tc>
-        <w:tc>
-          <w:tcPr/>
-          <w:p>
-            <w:pPr>
-              <w:pStyle w:val="Compact"/>
-            </w:pPr>
-            <w:r>
-              <w:t xml:space="preserve">Sponsor logos on the site; signage files to the printer; shirt order placed if the merchandise sponsor is confirmed.</w:t>
-            </w:r>
-          </w:p>
-        </w:tc>
-        <w:tc>
-          <w:tcPr/>
-          <w:p>
-            <w:pPr>
-              <w:pStyle w:val="Compact"/>
-            </w:pPr>
-          </w:p>
-        </w:tc>
-      </w:tr>
-      <w:tr>
-        <w:tc>
-          <w:tcPr/>
-          <w:p>
-            <w:pPr>
-              <w:pStyle w:val="Compact"/>
-            </w:pPr>
-            <w:r>
-              <w:t xml:space="preserve">Sun Nov 1</w:t>
-            </w:r>
-          </w:p>
-        </w:tc>
-        <w:tc>
-          <w:tcPr/>
-          <w:p>
-            <w:pPr>
-              <w:pStyle w:val="Compact"/>
-            </w:pPr>
-            <w:r>
-              <w:t xml:space="preserve">M</w:t>
-            </w:r>
-          </w:p>
-        </w:tc>
-        <w:tc>
-          <w:tcPr/>
-          <w:p>
-            <w:pPr>
-              <w:pStyle w:val="Compact"/>
-            </w:pPr>
-            <w:r>
-              <w:t xml:space="preserve">All-hands 4: run-of-show read-through, roles on the day, open risks.</w:t>
-            </w:r>
-          </w:p>
-        </w:tc>
-        <w:tc>
-          <w:tcPr/>
-          <w:p>
-            <w:pPr>
-              <w:pStyle w:val="Compact"/>
-            </w:pPr>
-            <w:r>
-              <w:t xml:space="preserve">all-hands</w:t>
-            </w:r>
-          </w:p>
-        </w:tc>
-      </w:tr>
-      <w:tr>
-        <w:tc>
-          <w:tcPr/>
-          <w:p>
-            <w:pPr>
-              <w:pStyle w:val="Compact"/>
-            </w:pPr>
-            <w:r>
-              <w:t xml:space="preserve">Sun Nov 1</w:t>
-            </w:r>
-          </w:p>
-        </w:tc>
-        <w:tc>
-          <w:tcPr/>
-          <w:p>
-            <w:pPr>
-              <w:pStyle w:val="Compact"/>
-            </w:pPr>
-            <w:r>
-              <w:t xml:space="preserve">K</w:t>
-            </w:r>
-          </w:p>
-        </w:tc>
-        <w:tc>
-          <w:tcPr/>
-          <w:p>
-            <w:pPr>
-              <w:pStyle w:val="Compact"/>
-            </w:pPr>
-            <w:r>
-              <w:t xml:space="preserve">Reconfirmation message to all registrants: reply YES by Nov 3, 20:00.</w:t>
-            </w:r>
-          </w:p>
-        </w:tc>
-        <w:tc>
-          <w:tcPr/>
-          <w:p>
-            <w:pPr>
-              <w:pStyle w:val="Compact"/>
-            </w:pPr>
-          </w:p>
-        </w:tc>
-      </w:tr>
-      <w:tr>
-        <w:tc>
-          <w:tcPr/>
-          <w:p>
-            <w:pPr>
-              <w:pStyle w:val="Compact"/>
-            </w:pPr>
-            <w:r>
-              <w:t xml:space="preserve">Mon Nov 2</w:t>
-            </w:r>
-          </w:p>
-        </w:tc>
-        <w:tc>
-          <w:tcPr/>
-          <w:p>
-            <w:pPr>
-              <w:pStyle w:val="Compact"/>
-            </w:pPr>
-            <w:r>
-              <w:t xml:space="preserve">L</w:t>
-            </w:r>
-          </w:p>
-        </w:tc>
-        <w:tc>
-          <w:tcPr/>
-          <w:p>
-            <w:pPr>
-              <w:pStyle w:val="Compact"/>
-            </w:pPr>
-            <w:r>
-              <w:t xml:space="preserve">FOOD ORDERED for the reconfirmed count plus 10 percent, with dietary needs and the overnight count.</w:t>
-            </w:r>
-          </w:p>
-        </w:tc>
-        <w:tc>
-          <w:tcPr/>
-          <w:p>
-            <w:pPr>
-              <w:pStyle w:val="Compact"/>
-            </w:pPr>
-            <w:r>
-              <w:t xml:space="preserve">milestone</w:t>
-            </w:r>
-          </w:p>
-        </w:tc>
-      </w:tr>
-      <w:tr>
-        <w:tc>
-          <w:tcPr/>
-          <w:p>
-            <w:pPr>
-              <w:pStyle w:val="Compact"/>
-            </w:pPr>
-            <w:r>
-              <w:t xml:space="preserve">Mon Nov 2</w:t>
-            </w:r>
-          </w:p>
-        </w:tc>
-        <w:tc>
-          <w:tcPr/>
-          <w:p>
-            <w:pPr>
-              <w:pStyle w:val="Compact"/>
-            </w:pPr>
-            <w:r>
-              <w:t xml:space="preserve">F</w:t>
-            </w:r>
-          </w:p>
-        </w:tc>
-        <w:tc>
-          <w:tcPr/>
-          <w:p>
-            <w:pPr>
-              <w:pStyle w:val="Compact"/>
-            </w:pPr>
-            <w:r>
-              <w:t xml:space="preserve">Confirm sponsor payments received; venue deposit paid; prize money ring-fenced.</w:t>
-            </w:r>
-          </w:p>
-        </w:tc>
-        <w:tc>
-          <w:tcPr/>
-          <w:p>
-            <w:pPr>
-              <w:pStyle w:val="Compact"/>
-            </w:pPr>
-          </w:p>
-        </w:tc>
-      </w:tr>
-      <w:tr>
-        <w:tc>
-          <w:tcPr/>
-          <w:p>
-            <w:pPr>
-              <w:pStyle w:val="Compact"/>
-            </w:pPr>
-            <w:r>
-              <w:t xml:space="preserve">Tue Nov 3</w:t>
-            </w:r>
-          </w:p>
-        </w:tc>
-        <w:tc>
-          <w:tcPr/>
-          <w:p>
-            <w:pPr>
-              <w:pStyle w:val="Compact"/>
-            </w:pPr>
-            <w:r>
-              <w:t xml:space="preserve">K</w:t>
-            </w:r>
-          </w:p>
-        </w:tc>
-        <w:tc>
-          <w:tcPr/>
-          <w:p>
-            <w:pPr>
-              <w:pStyle w:val="Compact"/>
-            </w:pPr>
-            <w:r>
-              <w:t xml:space="preserve">HEADCOUNT GATE: registration closes. Waitlist filled. Final count to venue, caterer, security.</w:t>
+              <w:t xml:space="preserve">NIGHT-SHIFT GATE: adult lead plus five night adults confirmed with shifts, or switch to Plan B.</w:t>
             </w:r>
           </w:p>
         </w:tc>
@@ -2582,7 +2229,7 @@
               <w:pStyle w:val="Compact"/>
             </w:pPr>
             <w:r>
-              <w:t xml:space="preserve">Wed Nov 4</w:t>
+              <w:t xml:space="preserve">Wed Nov 18</w:t>
             </w:r>
           </w:p>
         </w:tc>
@@ -2604,6 +2251,495 @@
               <w:pStyle w:val="Compact"/>
             </w:pPr>
             <w:r>
+              <w:t xml:space="preserve">Info email 1 to registrants: venue, overnight rules, what to bring, consent form, schedule outline.</w:t>
+            </w:r>
+          </w:p>
+        </w:tc>
+        <w:tc>
+          <w:tcPr/>
+          <w:p>
+            <w:pPr>
+              <w:pStyle w:val="Compact"/>
+            </w:pPr>
+          </w:p>
+        </w:tc>
+      </w:tr>
+      <w:tr>
+        <w:tc>
+          <w:tcPr/>
+          <w:p>
+            <w:pPr>
+              <w:pStyle w:val="Compact"/>
+            </w:pPr>
+            <w:r>
+              <w:t xml:space="preserve">Wed Nov 18</w:t>
+            </w:r>
+          </w:p>
+        </w:tc>
+        <w:tc>
+          <w:tcPr/>
+          <w:p>
+            <w:pPr>
+              <w:pStyle w:val="Compact"/>
+            </w:pPr>
+            <w:r>
+              <w:t xml:space="preserve">O</w:t>
+            </w:r>
+          </w:p>
+        </w:tc>
+        <w:tc>
+          <w:tcPr/>
+          <w:p>
+            <w:pPr>
+              <w:pStyle w:val="Compact"/>
+            </w:pPr>
+            <w:r>
+              <w:t xml:space="preserve">Track sponsors' optional challenges final and published; track board layout done.</w:t>
+            </w:r>
+          </w:p>
+        </w:tc>
+        <w:tc>
+          <w:tcPr/>
+          <w:p>
+            <w:pPr>
+              <w:pStyle w:val="Compact"/>
+            </w:pPr>
+          </w:p>
+        </w:tc>
+      </w:tr>
+      <w:tr>
+        <w:tc>
+          <w:tcPr/>
+          <w:p>
+            <w:pPr>
+              <w:pStyle w:val="Compact"/>
+            </w:pPr>
+            <w:r>
+              <w:t xml:space="preserve">Thu Nov 19</w:t>
+            </w:r>
+          </w:p>
+        </w:tc>
+        <w:tc>
+          <w:tcPr/>
+          <w:p>
+            <w:pPr>
+              <w:pStyle w:val="Compact"/>
+            </w:pPr>
+            <w:r>
+              <w:t xml:space="preserve">L</w:t>
+            </w:r>
+          </w:p>
+        </w:tc>
+        <w:tc>
+          <w:tcPr/>
+          <w:p>
+            <w:pPr>
+              <w:pStyle w:val="Compact"/>
+            </w:pPr>
+            <w:r>
+              <w:t xml:space="preserve">Buy supplies: 60 power strips, 20 extension cords, gaffer tape, name tags, first-aid kits, flashlights, sign-out log. Order printing and signage.</w:t>
+            </w:r>
+          </w:p>
+        </w:tc>
+        <w:tc>
+          <w:tcPr/>
+          <w:p>
+            <w:pPr>
+              <w:pStyle w:val="Compact"/>
+            </w:pPr>
+          </w:p>
+        </w:tc>
+      </w:tr>
+      <w:tr>
+        <w:tc>
+          <w:tcPr/>
+          <w:p>
+            <w:pPr>
+              <w:pStyle w:val="Compact"/>
+            </w:pPr>
+            <w:r>
+              <w:t xml:space="preserve">Fri Nov 20</w:t>
+            </w:r>
+          </w:p>
+        </w:tc>
+        <w:tc>
+          <w:tcPr/>
+          <w:p>
+            <w:pPr>
+              <w:pStyle w:val="Compact"/>
+            </w:pPr>
+            <w:r>
+              <w:t xml:space="preserve">O</w:t>
+            </w:r>
+          </w:p>
+        </w:tc>
+        <w:tc>
+          <w:tcPr/>
+          <w:p>
+            <w:pPr>
+              <w:pStyle w:val="Compact"/>
+            </w:pPr>
+            <w:r>
+              <w:t xml:space="preserve">Judges (18) and mentors (20) confirmed; sponsors' judges and workshop speakers named; Nov 27 briefing invitations sent.</w:t>
+            </w:r>
+          </w:p>
+        </w:tc>
+        <w:tc>
+          <w:tcPr/>
+          <w:p>
+            <w:pPr>
+              <w:pStyle w:val="Compact"/>
+            </w:pPr>
+            <w:r>
+              <w:t xml:space="preserve">milestone</w:t>
+            </w:r>
+          </w:p>
+        </w:tc>
+      </w:tr>
+      <w:tr>
+        <w:tc>
+          <w:tcPr/>
+          <w:p>
+            <w:pPr>
+              <w:pStyle w:val="Compact"/>
+            </w:pPr>
+            <w:r>
+              <w:t xml:space="preserve">Sat Nov 21</w:t>
+            </w:r>
+          </w:p>
+        </w:tc>
+        <w:tc>
+          <w:tcPr/>
+          <w:p>
+            <w:pPr>
+              <w:pStyle w:val="Compact"/>
+            </w:pPr>
+            <w:r>
+              <w:t xml:space="preserve">F</w:t>
+            </w:r>
+          </w:p>
+        </w:tc>
+        <w:tc>
+          <w:tcPr/>
+          <w:p>
+            <w:pPr>
+              <w:pStyle w:val="Compact"/>
+            </w:pPr>
+            <w:r>
+              <w:t xml:space="preserve">Sponsor deliverables checklist opened: what each sponsor is owed, when, done or not.</w:t>
+            </w:r>
+          </w:p>
+        </w:tc>
+        <w:tc>
+          <w:tcPr/>
+          <w:p>
+            <w:pPr>
+              <w:pStyle w:val="Compact"/>
+            </w:pPr>
+          </w:p>
+        </w:tc>
+      </w:tr>
+      <w:tr>
+        <w:tc>
+          <w:tcPr/>
+          <w:p>
+            <w:pPr>
+              <w:pStyle w:val="Compact"/>
+            </w:pPr>
+            <w:r>
+              <w:t xml:space="preserve">Sat Nov 21</w:t>
+            </w:r>
+          </w:p>
+        </w:tc>
+        <w:tc>
+          <w:tcPr/>
+          <w:p>
+            <w:pPr>
+              <w:pStyle w:val="Compact"/>
+            </w:pPr>
+            <w:r>
+              <w:t xml:space="preserve">K</w:t>
+            </w:r>
+          </w:p>
+        </w:tc>
+        <w:tc>
+          <w:tcPr/>
+          <w:p>
+            <w:pPr>
+              <w:pStyle w:val="Compact"/>
+            </w:pPr>
+            <w:r>
+              <w:t xml:space="preserve">Sponsor logos on the site; signage files to the printer; shirt order placed if the merchandise sponsor is confirmed.</w:t>
+            </w:r>
+          </w:p>
+        </w:tc>
+        <w:tc>
+          <w:tcPr/>
+          <w:p>
+            <w:pPr>
+              <w:pStyle w:val="Compact"/>
+            </w:pPr>
+          </w:p>
+        </w:tc>
+      </w:tr>
+      <w:tr>
+        <w:tc>
+          <w:tcPr/>
+          <w:p>
+            <w:pPr>
+              <w:pStyle w:val="Compact"/>
+            </w:pPr>
+            <w:r>
+              <w:t xml:space="preserve">Sun Nov 22</w:t>
+            </w:r>
+          </w:p>
+        </w:tc>
+        <w:tc>
+          <w:tcPr/>
+          <w:p>
+            <w:pPr>
+              <w:pStyle w:val="Compact"/>
+            </w:pPr>
+            <w:r>
+              <w:t xml:space="preserve">M</w:t>
+            </w:r>
+          </w:p>
+        </w:tc>
+        <w:tc>
+          <w:tcPr/>
+          <w:p>
+            <w:pPr>
+              <w:pStyle w:val="Compact"/>
+            </w:pPr>
+            <w:r>
+              <w:t xml:space="preserve">All-hands 4: run-of-show read-through, roles on the day, open risks.</w:t>
+            </w:r>
+          </w:p>
+        </w:tc>
+        <w:tc>
+          <w:tcPr/>
+          <w:p>
+            <w:pPr>
+              <w:pStyle w:val="Compact"/>
+            </w:pPr>
+            <w:r>
+              <w:t xml:space="preserve">all-hands</w:t>
+            </w:r>
+          </w:p>
+        </w:tc>
+      </w:tr>
+      <w:tr>
+        <w:tc>
+          <w:tcPr/>
+          <w:p>
+            <w:pPr>
+              <w:pStyle w:val="Compact"/>
+            </w:pPr>
+            <w:r>
+              <w:t xml:space="preserve">Sun Nov 22</w:t>
+            </w:r>
+          </w:p>
+        </w:tc>
+        <w:tc>
+          <w:tcPr/>
+          <w:p>
+            <w:pPr>
+              <w:pStyle w:val="Compact"/>
+            </w:pPr>
+            <w:r>
+              <w:t xml:space="preserve">K</w:t>
+            </w:r>
+          </w:p>
+        </w:tc>
+        <w:tc>
+          <w:tcPr/>
+          <w:p>
+            <w:pPr>
+              <w:pStyle w:val="Compact"/>
+            </w:pPr>
+            <w:r>
+              <w:t xml:space="preserve">Reconfirmation message to all registrants: reply YES by Nov 24, 20:00.</w:t>
+            </w:r>
+          </w:p>
+        </w:tc>
+        <w:tc>
+          <w:tcPr/>
+          <w:p>
+            <w:pPr>
+              <w:pStyle w:val="Compact"/>
+            </w:pPr>
+          </w:p>
+        </w:tc>
+      </w:tr>
+      <w:tr>
+        <w:tc>
+          <w:tcPr/>
+          <w:p>
+            <w:pPr>
+              <w:pStyle w:val="Compact"/>
+            </w:pPr>
+            <w:r>
+              <w:t xml:space="preserve">Mon Nov 23</w:t>
+            </w:r>
+          </w:p>
+        </w:tc>
+        <w:tc>
+          <w:tcPr/>
+          <w:p>
+            <w:pPr>
+              <w:pStyle w:val="Compact"/>
+            </w:pPr>
+            <w:r>
+              <w:t xml:space="preserve">L</w:t>
+            </w:r>
+          </w:p>
+        </w:tc>
+        <w:tc>
+          <w:tcPr/>
+          <w:p>
+            <w:pPr>
+              <w:pStyle w:val="Compact"/>
+            </w:pPr>
+            <w:r>
+              <w:t xml:space="preserve">FOOD ORDERED for the reconfirmed count plus 10 percent, with dietary needs and the overnight count.</w:t>
+            </w:r>
+          </w:p>
+        </w:tc>
+        <w:tc>
+          <w:tcPr/>
+          <w:p>
+            <w:pPr>
+              <w:pStyle w:val="Compact"/>
+            </w:pPr>
+            <w:r>
+              <w:t xml:space="preserve">milestone</w:t>
+            </w:r>
+          </w:p>
+        </w:tc>
+      </w:tr>
+      <w:tr>
+        <w:tc>
+          <w:tcPr/>
+          <w:p>
+            <w:pPr>
+              <w:pStyle w:val="Compact"/>
+            </w:pPr>
+            <w:r>
+              <w:t xml:space="preserve">Mon Nov 23</w:t>
+            </w:r>
+          </w:p>
+        </w:tc>
+        <w:tc>
+          <w:tcPr/>
+          <w:p>
+            <w:pPr>
+              <w:pStyle w:val="Compact"/>
+            </w:pPr>
+            <w:r>
+              <w:t xml:space="preserve">F</w:t>
+            </w:r>
+          </w:p>
+        </w:tc>
+        <w:tc>
+          <w:tcPr/>
+          <w:p>
+            <w:pPr>
+              <w:pStyle w:val="Compact"/>
+            </w:pPr>
+            <w:r>
+              <w:t xml:space="preserve">Confirm sponsor payments received; venue deposit paid; prize money ring-fenced.</w:t>
+            </w:r>
+          </w:p>
+        </w:tc>
+        <w:tc>
+          <w:tcPr/>
+          <w:p>
+            <w:pPr>
+              <w:pStyle w:val="Compact"/>
+            </w:pPr>
+          </w:p>
+        </w:tc>
+      </w:tr>
+      <w:tr>
+        <w:tc>
+          <w:tcPr/>
+          <w:p>
+            <w:pPr>
+              <w:pStyle w:val="Compact"/>
+            </w:pPr>
+            <w:r>
+              <w:t xml:space="preserve">Tue Nov 24</w:t>
+            </w:r>
+          </w:p>
+        </w:tc>
+        <w:tc>
+          <w:tcPr/>
+          <w:p>
+            <w:pPr>
+              <w:pStyle w:val="Compact"/>
+            </w:pPr>
+            <w:r>
+              <w:t xml:space="preserve">K</w:t>
+            </w:r>
+          </w:p>
+        </w:tc>
+        <w:tc>
+          <w:tcPr/>
+          <w:p>
+            <w:pPr>
+              <w:pStyle w:val="Compact"/>
+            </w:pPr>
+            <w:r>
+              <w:t xml:space="preserve">HEADCOUNT GATE: registration closes. Waitlist filled. Final count to venue, caterer, security.</w:t>
+            </w:r>
+          </w:p>
+        </w:tc>
+        <w:tc>
+          <w:tcPr/>
+          <w:p>
+            <w:pPr>
+              <w:pStyle w:val="Compact"/>
+            </w:pPr>
+            <w:r>
+              <w:rPr>
+                <w:b/>
+                <w:bCs/>
+              </w:rPr>
+              <w:t xml:space="preserve">GATE</w:t>
+            </w:r>
+          </w:p>
+        </w:tc>
+      </w:tr>
+      <w:tr>
+        <w:tc>
+          <w:tcPr/>
+          <w:p>
+            <w:pPr>
+              <w:pStyle w:val="Compact"/>
+            </w:pPr>
+            <w:r>
+              <w:t xml:space="preserve">Wed Nov 25</w:t>
+            </w:r>
+          </w:p>
+        </w:tc>
+        <w:tc>
+          <w:tcPr/>
+          <w:p>
+            <w:pPr>
+              <w:pStyle w:val="Compact"/>
+            </w:pPr>
+            <w:r>
+              <w:t xml:space="preserve">K</w:t>
+            </w:r>
+          </w:p>
+        </w:tc>
+        <w:tc>
+          <w:tcPr/>
+          <w:p>
+            <w:pPr>
+              <w:pStyle w:val="Compact"/>
+            </w:pPr>
+            <w:r>
               <w:t xml:space="preserve">Info email 2: full schedule, rules, submission link, consent reminder, overnight packing list, pickup rule.</w:t>
             </w:r>
           </w:p>
@@ -2625,7 +2761,7 @@
               <w:pStyle w:val="Compact"/>
             </w:pPr>
             <w:r>
-              <w:t xml:space="preserve">Wed Nov 4</w:t>
+              <w:t xml:space="preserve">Wed Nov 25</w:t>
             </w:r>
           </w:p>
         </w:tc>
@@ -2668,7 +2804,7 @@
               <w:pStyle w:val="Compact"/>
             </w:pPr>
             <w:r>
-              <w:t xml:space="preserve">Thu Nov 5</w:t>
+              <w:t xml:space="preserve">Thu Nov 26</w:t>
             </w:r>
           </w:p>
         </w:tc>
@@ -2711,7 +2847,7 @@
               <w:pStyle w:val="Compact"/>
             </w:pPr>
             <w:r>
-              <w:t xml:space="preserve">Thu Nov 5</w:t>
+              <w:t xml:space="preserve">Thu Nov 26</w:t>
             </w:r>
           </w:p>
         </w:tc>
@@ -2754,7 +2890,7 @@
               <w:pStyle w:val="Compact"/>
             </w:pPr>
             <w:r>
-              <w:t xml:space="preserve">Fri Nov 6</w:t>
+              <w:t xml:space="preserve">Fri Nov 27</w:t>
             </w:r>
           </w:p>
         </w:tc>
@@ -2797,7 +2933,7 @@
               <w:pStyle w:val="Compact"/>
             </w:pPr>
             <w:r>
-              <w:t xml:space="preserve">Fri Nov 6</w:t>
+              <w:t xml:space="preserve">Fri Nov 27</w:t>
             </w:r>
           </w:p>
         </w:tc>
@@ -2840,7 +2976,7 @@
               <w:pStyle w:val="Compact"/>
             </w:pPr>
             <w:r>
-              <w:t xml:space="preserve">Sat Nov 7</w:t>
+              <w:t xml:space="preserve">Sat Nov 28</w:t>
             </w:r>
           </w:p>
         </w:tc>
@@ -2862,7 +2998,7 @@
               <w:pStyle w:val="Compact"/>
             </w:pPr>
             <w:r>
-              <w:t xml:space="preserve">EVENT DAY 1. Organizers 12:00, doors 13:00, opening 14:00, hacking 15:00, dinner 19:00, minor sign-out 21:00, night shift from 22:00.</w:t>
+              <w:t xml:space="preserve">EVENT DAY 1. Organizers 10:00, doors 11:00, opening 12:00, hacking 13:00, dinner 19:00, minor sign-out 21:00, night shift from 22:00.</w:t>
             </w:r>
           </w:p>
         </w:tc>
@@ -2890,7 +3026,7 @@
               <w:pStyle w:val="Compact"/>
             </w:pPr>
             <w:r>
-              <w:t xml:space="preserve">Sun Nov 8</w:t>
+              <w:t xml:space="preserve">Sun Nov 29</w:t>
             </w:r>
           </w:p>
         </w:tc>
@@ -2912,7 +3048,7 @@
               <w:pStyle w:val="Compact"/>
             </w:pPr>
             <w:r>
-              <w:t xml:space="preserve">EVENT DAY 2. Breakfast 07:00, judges 13:00, submissions 15:00, track judging 15:30, finals 17:15, awards 18:20, close 19:00, venue back 20:30.</w:t>
+              <w:t xml:space="preserve">EVENT DAY 2. Breakfast 07:00, judges 11:00, submissions 13:00, track judging 13:30, finals 15:15, awards 16:20, close 17:00, venue back 18:30.</w:t>
             </w:r>
           </w:p>
         </w:tc>
@@ -2940,7 +3076,7 @@
               <w:pStyle w:val="Compact"/>
             </w:pPr>
             <w:r>
-              <w:t xml:space="preserve">Mon Nov 9</w:t>
+              <w:t xml:space="preserve">Mon Nov 30</w:t>
             </w:r>
           </w:p>
         </w:tc>
@@ -2983,7 +3119,7 @@
               <w:pStyle w:val="Compact"/>
             </w:pPr>
             <w:r>
-              <w:t xml:space="preserve">Tue Nov 10</w:t>
+              <w:t xml:space="preserve">Tue Dec 1</w:t>
             </w:r>
           </w:p>
         </w:tc>
@@ -3026,7 +3162,7 @@
               <w:pStyle w:val="Compact"/>
             </w:pPr>
             <w:r>
-              <w:t xml:space="preserve">Tue Nov 10</w:t>
+              <w:t xml:space="preserve">Tue Dec 1</w:t>
             </w:r>
           </w:p>
         </w:tc>
@@ -3069,7 +3205,7 @@
               <w:pStyle w:val="Compact"/>
             </w:pPr>
             <w:r>
-              <w:t xml:space="preserve">Wed Nov 11</w:t>
+              <w:t xml:space="preserve">Wed Dec 2</w:t>
             </w:r>
           </w:p>
         </w:tc>
@@ -3112,7 +3248,7 @@
               <w:pStyle w:val="Compact"/>
             </w:pPr>
             <w:r>
-              <w:t xml:space="preserve">Thu Nov 12</w:t>
+              <w:t xml:space="preserve">Thu Dec 3</w:t>
             </w:r>
           </w:p>
         </w:tc>
@@ -3155,7 +3291,7 @@
               <w:pStyle w:val="Compact"/>
             </w:pPr>
             <w:r>
-              <w:t xml:space="preserve">Fri Nov 13</w:t>
+              <w:t xml:space="preserve">Fri Dec 4</w:t>
             </w:r>
           </w:p>
         </w:tc>
@@ -3313,7 +3449,7 @@
           <w:b/>
           <w:bCs/>
         </w:rPr>
-        <w:t xml:space="preserve">Sun Oct 25</w:t>
+        <w:t xml:space="preserve">Sun Nov 15</w:t>
       </w:r>
       <w:r>
         <w:t xml:space="preserve">: MONEY GATE: sponsor commitments close. Budget final. Prize pool size set above the 5M floor. All-hands 3.</w:t>
@@ -3328,7 +3464,7 @@
         </w:numPr>
       </w:pPr>
       <w:r>
-        <w:t xml:space="preserve">Sun Nov 1: All-hands 4: run-of-show read-through, roles on the day, open risks.</w:t>
+        <w:t xml:space="preserve">Sun Nov 22: All-hands 4: run-of-show read-through, roles on the day, open risks.</w:t>
       </w:r>
     </w:p>
     <w:p>
@@ -3340,7 +3476,7 @@
         </w:numPr>
       </w:pPr>
       <w:r>
-        <w:t xml:space="preserve">Fri Nov 6: Briefings, 30 minutes each: volunteers, judges, mentors, night shift, sponsor speakers.</w:t>
+        <w:t xml:space="preserve">Fri Nov 27: Briefings, 30 minutes each: volunteers, judges, mentors, night shift, sponsor speakers.</w:t>
       </w:r>
     </w:p>
     <w:p>
@@ -3352,7 +3488,7 @@
         </w:numPr>
       </w:pPr>
       <w:r>
-        <w:t xml:space="preserve">Sat Nov 7: EVENT DAY 1. Organizers 12:00, doors 13:00, opening 14:00, hacking 15:00, dinner 19:00, minor sign-out 21:00, night shift from 22:00.</w:t>
+        <w:t xml:space="preserve">Sat Nov 28: EVENT DAY 1. Organizers 10:00, doors 11:00, opening 12:00, hacking 13:00, dinner 19:00, minor sign-out 21:00, night shift from 22:00.</w:t>
       </w:r>
     </w:p>
     <w:p>
@@ -3364,7 +3500,7 @@
         </w:numPr>
       </w:pPr>
       <w:r>
-        <w:t xml:space="preserve">Sun Nov 8: EVENT DAY 2. Breakfast 07:00, judges 13:00, submissions 15:00, track judging 15:30, finals 17:15, awards 18:20, close 19:00, venue back 20:30.</w:t>
+        <w:t xml:space="preserve">Sun Nov 29: EVENT DAY 2. Breakfast 07:00, judges 11:00, submissions 13:00, track judging 13:30, finals 15:15, awards 16:20, close 17:00, venue back 18:30.</w:t>
       </w:r>
     </w:p>
     <w:p>
@@ -3376,7 +3512,7 @@
         </w:numPr>
       </w:pPr>
       <w:r>
-        <w:t xml:space="preserve">Thu Nov 12: Report reviewed by Uram Enerel and both main organizers.</w:t>
+        <w:t xml:space="preserve">Thu Dec 3: Report reviewed by Uram Enerel and both main organizers.</w:t>
       </w:r>
     </w:p>
     <w:bookmarkEnd w:id="13"/>
@@ -3434,7 +3570,7 @@
         </w:numPr>
       </w:pPr>
       <w:r>
-        <w:t xml:space="preserve">Thu Oct 15: Venue confirms wifi capacity for 350 devices in writing; electrician check scheduled for Nov 6.</w:t>
+        <w:t xml:space="preserve">Thu Oct 15: Venue confirms wifi capacity for 350 devices in writing; electrician check scheduled for Nov 27.</w:t>
       </w:r>
     </w:p>
     <w:p>
@@ -3482,7 +3618,7 @@
         </w:numPr>
       </w:pPr>
       <w:r>
-        <w:t xml:space="preserve">Tue Oct 27: Security, cleaning and first aider booked firm for Nov 7–8.</w:t>
+        <w:t xml:space="preserve">Tue Nov 17: Security, cleaning and first aider booked firm for Nov 28–29.</w:t>
       </w:r>
     </w:p>
     <w:p>
@@ -3494,7 +3630,7 @@
         </w:numPr>
       </w:pPr>
       <w:r>
-        <w:t xml:space="preserve">Thu Oct 29: Buy supplies: 60 power strips, 20 extension cords, gaffer tape, name tags, first-aid kits, flashlights, sign-out log. Order printing and signage.</w:t>
+        <w:t xml:space="preserve">Thu Nov 19: Buy supplies: 60 power strips, 20 extension cords, gaffer tape, name tags, first-aid kits, flashlights, sign-out log. Order printing and signage.</w:t>
       </w:r>
     </w:p>
     <w:p>
@@ -3506,7 +3642,7 @@
         </w:numPr>
       </w:pPr>
       <w:r>
-        <w:t xml:space="preserve">Mon Nov 2: FOOD ORDERED for the reconfirmed count plus 10 percent, with dietary needs and the overnight count.</w:t>
+        <w:t xml:space="preserve">Mon Nov 23: FOOD ORDERED for the reconfirmed count plus 10 percent, with dietary needs and the overnight count.</w:t>
       </w:r>
     </w:p>
     <w:p>
@@ -3518,7 +3654,7 @@
         </w:numPr>
       </w:pPr>
       <w:r>
-        <w:t xml:space="preserve">Thu Nov 5: Pack supplies; confirm delivery times with the caterer; confirm security and first aider arrival times.</w:t>
+        <w:t xml:space="preserve">Thu Nov 26: Pack supplies; confirm delivery times with the caterer; confirm security and first aider arrival times.</w:t>
       </w:r>
     </w:p>
     <w:p>
@@ -3530,7 +3666,7 @@
         </w:numPr>
       </w:pPr>
       <w:r>
-        <w:t xml:space="preserve">Fri Nov 6: Venue setup in the evening: tables, power strips taped, signage, check-in desk, sleeping rooms, projector and wifi test, electrician check.</w:t>
+        <w:t xml:space="preserve">Fri Nov 27: Venue setup in the evening: tables, power strips taped, signage, check-in desk, sleeping rooms, projector and wifi test, electrician check.</w:t>
       </w:r>
     </w:p>
     <w:bookmarkEnd w:id="14"/>
@@ -3588,7 +3724,7 @@
         </w:numPr>
       </w:pPr>
       <w:r>
-        <w:t xml:space="preserve">Mon Oct 26: Venue deposit arranged: a Platinum sponsor pays the venue directly, or Uram Enerel bridges against signed contracts.</w:t>
+        <w:t xml:space="preserve">Mon Nov 16: Venue deposit arranged: a Platinum sponsor pays the venue directly, or Uram Enerel bridges against signed contracts.</w:t>
       </w:r>
     </w:p>
     <w:p>
@@ -3600,7 +3736,7 @@
         </w:numPr>
       </w:pPr>
       <w:r>
-        <w:t xml:space="preserve">Sat Oct 31: Sponsor deliverables checklist opened: what each sponsor is owed, when, done or not.</w:t>
+        <w:t xml:space="preserve">Sat Nov 21: Sponsor deliverables checklist opened: what each sponsor is owed, when, done or not.</w:t>
       </w:r>
     </w:p>
     <w:p>
@@ -3612,7 +3748,7 @@
         </w:numPr>
       </w:pPr>
       <w:r>
-        <w:t xml:space="preserve">Mon Nov 2: Confirm sponsor payments received; venue deposit paid; prize money ring-fenced.</w:t>
+        <w:t xml:space="preserve">Mon Nov 23: Confirm sponsor payments received; venue deposit paid; prize money ring-fenced.</w:t>
       </w:r>
     </w:p>
     <w:p>
@@ -3624,7 +3760,7 @@
         </w:numPr>
       </w:pPr>
       <w:r>
-        <w:t xml:space="preserve">Fri Nov 13: Report delivered to every sponsor and partner. Team retro. 2027 date and venue ask pencilled.</w:t>
+        <w:t xml:space="preserve">Fri Dec 4: Report delivered to every sponsor and partner. Team retro. 2027 date and venue ask pencilled.</w:t>
       </w:r>
     </w:p>
     <w:bookmarkEnd w:id="15"/>
@@ -3742,7 +3878,7 @@
         </w:numPr>
       </w:pPr>
       <w:r>
-        <w:t xml:space="preserve">Mon Oct 26: Announce the final prize pool size. Request logos and 40-word descriptions from every sponsor.</w:t>
+        <w:t xml:space="preserve">Mon Nov 16: Announce the final prize pool size. Request logos and 40-word descriptions from every sponsor.</w:t>
       </w:r>
     </w:p>
     <w:p>
@@ -3754,7 +3890,7 @@
         </w:numPr>
       </w:pPr>
       <w:r>
-        <w:t xml:space="preserve">Wed Oct 28: Info email 1 to registrants: venue, overnight rules, what to bring, consent form, schedule outline.</w:t>
+        <w:t xml:space="preserve">Wed Nov 18: Info email 1 to registrants: venue, overnight rules, what to bring, consent form, schedule outline.</w:t>
       </w:r>
     </w:p>
     <w:p>
@@ -3766,7 +3902,7 @@
         </w:numPr>
       </w:pPr>
       <w:r>
-        <w:t xml:space="preserve">Sat Oct 31: Sponsor logos on the site; signage files to the printer; shirt order placed if the merchandise sponsor is confirmed.</w:t>
+        <w:t xml:space="preserve">Sat Nov 21: Sponsor logos on the site; signage files to the printer; shirt order placed if the merchandise sponsor is confirmed.</w:t>
       </w:r>
     </w:p>
     <w:p>
@@ -3778,7 +3914,7 @@
         </w:numPr>
       </w:pPr>
       <w:r>
-        <w:t xml:space="preserve">Sun Nov 1: Reconfirmation message to all registrants: reply YES by Nov 3, 20:00.</w:t>
+        <w:t xml:space="preserve">Sun Nov 22: Reconfirmation message to all registrants: reply YES by Nov 24, 20:00.</w:t>
       </w:r>
     </w:p>
     <w:p>
@@ -3794,7 +3930,7 @@
           <w:b/>
           <w:bCs/>
         </w:rPr>
-        <w:t xml:space="preserve">Tue Nov 3</w:t>
+        <w:t xml:space="preserve">Tue Nov 24</w:t>
       </w:r>
       <w:r>
         <w:t xml:space="preserve">: HEADCOUNT GATE: registration closes. Waitlist filled. Final count to venue, caterer, security.</w:t>
@@ -3809,7 +3945,7 @@
         </w:numPr>
       </w:pPr>
       <w:r>
-        <w:t xml:space="preserve">Wed Nov 4: Info email 2: full schedule, rules, submission link, consent reminder, overnight packing list, pickup rule.</w:t>
+        <w:t xml:space="preserve">Wed Nov 25: Info email 2: full schedule, rules, submission link, consent reminder, overnight packing list, pickup rule.</w:t>
       </w:r>
     </w:p>
     <w:p>
@@ -3821,7 +3957,7 @@
         </w:numPr>
       </w:pPr>
       <w:r>
-        <w:t xml:space="preserve">Mon Nov 9: Thank-you emails with photos and numbers to sponsors, partners, judges, mentors, venue. Results post with project links, with team permission.</w:t>
+        <w:t xml:space="preserve">Mon Nov 30: Thank-you emails with photos and numbers to sponsors, partners, judges, mentors, venue. Results post with project links, with team permission.</w:t>
       </w:r>
     </w:p>
     <w:p>
@@ -3833,7 +3969,7 @@
         </w:numPr>
       </w:pPr>
       <w:r>
-        <w:t xml:space="preserve">Tue Nov 10: Feedback survey out. Metrics sheet filled.</w:t>
+        <w:t xml:space="preserve">Tue Dec 1: Feedback survey out. Metrics sheet filled.</w:t>
       </w:r>
     </w:p>
     <w:p>
@@ -3845,7 +3981,7 @@
         </w:numPr>
       </w:pPr>
       <w:r>
-        <w:t xml:space="preserve">Wed Nov 11: Photos and recap video delivered; report drafting starts.</w:t>
+        <w:t xml:space="preserve">Wed Dec 2: Photos and recap video delivered; report drafting starts.</w:t>
       </w:r>
     </w:p>
     <w:bookmarkEnd w:id="16"/>
@@ -3891,7 +4027,7 @@
         </w:numPr>
       </w:pPr>
       <w:r>
-        <w:t xml:space="preserve">Fri Oct 16: Ask 30 mentors and 25 judges, three judges per track plus reserves, with the one-page brief and the Nov 6 briefing date.</w:t>
+        <w:t xml:space="preserve">Fri Oct 16: Ask 30 mentors and 25 judges, three judges per track plus reserves, with the one-page brief and the Nov 27 briefing date.</w:t>
       </w:r>
     </w:p>
     <w:p>
@@ -3967,7 +4103,7 @@
           <w:b/>
           <w:bCs/>
         </w:rPr>
-        <w:t xml:space="preserve">Tue Oct 27</w:t>
+        <w:t xml:space="preserve">Tue Nov 17</w:t>
       </w:r>
       <w:r>
         <w:t xml:space="preserve">: NIGHT-SHIFT GATE: adult lead plus five night adults confirmed with shifts, or switch to Plan B.</w:t>
@@ -3982,7 +4118,7 @@
         </w:numPr>
       </w:pPr>
       <w:r>
-        <w:t xml:space="preserve">Wed Oct 28: Track sponsors' optional challenges final and published; track board layout done.</w:t>
+        <w:t xml:space="preserve">Wed Nov 18: Track sponsors' optional challenges final and published; track board layout done.</w:t>
       </w:r>
     </w:p>
     <w:p>
@@ -3994,7 +4130,7 @@
         </w:numPr>
       </w:pPr>
       <w:r>
-        <w:t xml:space="preserve">Fri Oct 30: Judges (18) and mentors (20) confirmed; sponsors' judges and workshop speakers named; Nov 6 briefing invitations sent.</w:t>
+        <w:t xml:space="preserve">Fri Nov 20: Judges (18) and mentors (20) confirmed; sponsors' judges and workshop speakers named; Nov 27 briefing invitations sent.</w:t>
       </w:r>
     </w:p>
     <w:p>
@@ -4006,7 +4142,7 @@
         </w:numPr>
       </w:pPr>
       <w:r>
-        <w:t xml:space="preserve">Wed Nov 4: Consent upload deadline. Volunteer roster (10) and night-shift roster final.</w:t>
+        <w:t xml:space="preserve">Wed Nov 25: Consent upload deadline. Volunteer roster (10) and night-shift roster final.</w:t>
       </w:r>
     </w:p>
     <w:p>
@@ -4018,7 +4154,7 @@
         </w:numPr>
       </w:pPr>
       <w:r>
-        <w:t xml:space="preserve">Thu Nov 5: Print check-in lists, judge score sheets, table numbers, track board, certificates. MC script final. Sponsor opening slides collected.</w:t>
+        <w:t xml:space="preserve">Thu Nov 26: Print check-in lists, judge score sheets, table numbers, track board, certificates. MC script final. Sponsor opening slides collected.</w:t>
       </w:r>
     </w:p>
     <w:bookmarkEnd w:id="17"/>
@@ -4052,7 +4188,7 @@
         </w:numPr>
       </w:pPr>
       <w:r>
-        <w:t xml:space="preserve">Sun Oct 25: Contracts sent to every committed sponsor, payment dates on or before Nov 1.</w:t>
+        <w:t xml:space="preserve">Sun Nov 15: Contracts sent to every committed sponsor, payment dates on or before Nov 22.</w:t>
       </w:r>
     </w:p>
     <w:p>
@@ -4064,7 +4200,7 @@
         </w:numPr>
       </w:pPr>
       <w:r>
-        <w:t xml:space="preserve">Tue Nov 10: Ledger closed: every payment with its e-barimt; prize payouts made with 5 percent tax withheld.</w:t>
+        <w:t xml:space="preserve">Tue Dec 1: Ledger closed: every payment with its e-barimt; prize payouts made with 5 percent tax withheld.</w:t>
       </w:r>
     </w:p>
     <w:bookmarkEnd w:id="18"/>
@@ -4098,7 +4234,7 @@
         </w:numPr>
       </w:pPr>
       <w:r>
-        <w:t xml:space="preserve">By Sun Oct 25: sign sponsorship contracts alongside Uram Enerel where the venue or sponsor asks for a named responsible adult.</w:t>
+        <w:t xml:space="preserve">By Sun Nov 15: sign sponsorship contracts alongside Uram Enerel where the venue or sponsor asks for a named responsible adult.</w:t>
       </w:r>
     </w:p>
     <w:p>
@@ -4114,7 +4250,7 @@
           <w:b/>
           <w:bCs/>
         </w:rPr>
-        <w:t xml:space="preserve">Tue Oct 27</w:t>
+        <w:t xml:space="preserve">Tue Nov 17</w:t>
       </w:r>
       <w:r>
         <w:t xml:space="preserve">: confirm the five night-shift adults and the shift plan with operations.</w:t>
@@ -4129,7 +4265,7 @@
         </w:numPr>
       </w:pPr>
       <w:r>
-        <w:t xml:space="preserve">Fri Nov 6: attend the night-shift briefing.</w:t>
+        <w:t xml:space="preserve">Fri Nov 27: attend the night-shift briefing.</w:t>
       </w:r>
     </w:p>
     <w:p>
@@ -4141,7 +4277,7 @@
         </w:numPr>
       </w:pPr>
       <w:r>
-        <w:t xml:space="preserve">Sat Nov 7 12:00 to Sun Nov 8 19:30: on site throughout; at the door for the 21:00 sign-out and the 19:00 pickups; on call all night.</w:t>
+        <w:t xml:space="preserve">Sat Nov 28 10:00 to Sun Nov 29 17:30: on site throughout; at the door for the 21:00 sign-out and the 17:00 pickups; on call all night.</w:t>
       </w:r>
     </w:p>
     <w:bookmarkEnd w:id="19"/>
@@ -4178,35 +4314,127 @@
               <w:pStyle w:val="Compact"/>
             </w:pPr>
             <w:r>
-              <w:t xml:space="preserve">Saturday Nov 7</w:t>
-            </w:r>
-          </w:p>
-        </w:tc>
-        <w:tc>
-          <w:tcPr/>
-          <w:p>
-            <w:pPr>
-              <w:pStyle w:val="Compact"/>
-            </w:pPr>
-          </w:p>
-        </w:tc>
-        <w:tc>
-          <w:tcPr/>
-          <w:p>
-            <w:pPr>
-              <w:pStyle w:val="Compact"/>
-            </w:pPr>
-            <w:r>
-              <w:t xml:space="preserve">Sunday Nov 8</w:t>
-            </w:r>
-          </w:p>
-        </w:tc>
-        <w:tc>
-          <w:tcPr/>
-          <w:p>
-            <w:pPr>
-              <w:pStyle w:val="Compact"/>
-            </w:pPr>
+              <w:t xml:space="preserve">Saturday Nov 28</w:t>
+            </w:r>
+          </w:p>
+        </w:tc>
+        <w:tc>
+          <w:tcPr/>
+          <w:p>
+            <w:pPr>
+              <w:pStyle w:val="Compact"/>
+            </w:pPr>
+          </w:p>
+        </w:tc>
+        <w:tc>
+          <w:tcPr/>
+          <w:p>
+            <w:pPr>
+              <w:pStyle w:val="Compact"/>
+            </w:pPr>
+            <w:r>
+              <w:t xml:space="preserve">Sunday Nov 29</w:t>
+            </w:r>
+          </w:p>
+        </w:tc>
+        <w:tc>
+          <w:tcPr/>
+          <w:p>
+            <w:pPr>
+              <w:pStyle w:val="Compact"/>
+            </w:pPr>
+          </w:p>
+        </w:tc>
+      </w:tr>
+      <w:tr>
+        <w:tc>
+          <w:tcPr/>
+          <w:p>
+            <w:pPr>
+              <w:pStyle w:val="Compact"/>
+            </w:pPr>
+            <w:r>
+              <w:t xml:space="preserve">10:00</w:t>
+            </w:r>
+          </w:p>
+        </w:tc>
+        <w:tc>
+          <w:tcPr/>
+          <w:p>
+            <w:pPr>
+              <w:pStyle w:val="Compact"/>
+            </w:pPr>
+            <w:r>
+              <w:t xml:space="preserve">setup</w:t>
+            </w:r>
+          </w:p>
+        </w:tc>
+        <w:tc>
+          <w:tcPr/>
+          <w:p>
+            <w:pPr>
+              <w:pStyle w:val="Compact"/>
+            </w:pPr>
+            <w:r>
+              <w:t xml:space="preserve">07:00</w:t>
+            </w:r>
+          </w:p>
+        </w:tc>
+        <w:tc>
+          <w:tcPr/>
+          <w:p>
+            <w:pPr>
+              <w:pStyle w:val="Compact"/>
+            </w:pPr>
+            <w:r>
+              <w:t xml:space="preserve">breakfast</w:t>
+            </w:r>
+          </w:p>
+        </w:tc>
+      </w:tr>
+      <w:tr>
+        <w:tc>
+          <w:tcPr/>
+          <w:p>
+            <w:pPr>
+              <w:pStyle w:val="Compact"/>
+            </w:pPr>
+            <w:r>
+              <w:t xml:space="preserve">11:00</w:t>
+            </w:r>
+          </w:p>
+        </w:tc>
+        <w:tc>
+          <w:tcPr/>
+          <w:p>
+            <w:pPr>
+              <w:pStyle w:val="Compact"/>
+            </w:pPr>
+            <w:r>
+              <w:t xml:space="preserve">doors, check-in</w:t>
+            </w:r>
+          </w:p>
+        </w:tc>
+        <w:tc>
+          <w:tcPr/>
+          <w:p>
+            <w:pPr>
+              <w:pStyle w:val="Compact"/>
+            </w:pPr>
+            <w:r>
+              <w:t xml:space="preserve">09:00</w:t>
+            </w:r>
+          </w:p>
+        </w:tc>
+        <w:tc>
+          <w:tcPr/>
+          <w:p>
+            <w:pPr>
+              <w:pStyle w:val="Compact"/>
+            </w:pPr>
+            <w:r>
+              <w:t xml:space="preserve">day shift; sleeping rooms cleared by 09:30</w:t>
+            </w:r>
           </w:p>
         </w:tc>
       </w:tr>
@@ -4229,29 +4457,75 @@
               <w:pStyle w:val="Compact"/>
             </w:pPr>
             <w:r>
-              <w:t xml:space="preserve">setup</w:t>
-            </w:r>
-          </w:p>
-        </w:tc>
-        <w:tc>
-          <w:tcPr/>
-          <w:p>
-            <w:pPr>
-              <w:pStyle w:val="Compact"/>
-            </w:pPr>
-            <w:r>
-              <w:t xml:space="preserve">07:00</w:t>
-            </w:r>
-          </w:p>
-        </w:tc>
-        <w:tc>
-          <w:tcPr/>
-          <w:p>
-            <w:pPr>
-              <w:pStyle w:val="Compact"/>
-            </w:pPr>
-            <w:r>
-              <w:t xml:space="preserve">breakfast</w:t>
+              <w:t xml:space="preserve">opening</w:t>
+            </w:r>
+          </w:p>
+        </w:tc>
+        <w:tc>
+          <w:tcPr/>
+          <w:p>
+            <w:pPr>
+              <w:pStyle w:val="Compact"/>
+            </w:pPr>
+            <w:r>
+              <w:t xml:space="preserve">10:00</w:t>
+            </w:r>
+          </w:p>
+        </w:tc>
+        <w:tc>
+          <w:tcPr/>
+          <w:p>
+            <w:pPr>
+              <w:pStyle w:val="Compact"/>
+            </w:pPr>
+            <w:r>
+              <w:t xml:space="preserve">returnees back; three-hour check</w:t>
+            </w:r>
+          </w:p>
+        </w:tc>
+      </w:tr>
+      <w:tr>
+        <w:tc>
+          <w:tcPr/>
+          <w:p>
+            <w:pPr>
+              <w:pStyle w:val="Compact"/>
+            </w:pPr>
+            <w:r>
+              <w:t xml:space="preserve">12:30</w:t>
+            </w:r>
+          </w:p>
+        </w:tc>
+        <w:tc>
+          <w:tcPr/>
+          <w:p>
+            <w:pPr>
+              <w:pStyle w:val="Compact"/>
+            </w:pPr>
+            <w:r>
+              <w:t xml:space="preserve">team formation, track board</w:t>
+            </w:r>
+          </w:p>
+        </w:tc>
+        <w:tc>
+          <w:tcPr/>
+          <w:p>
+            <w:pPr>
+              <w:pStyle w:val="Compact"/>
+            </w:pPr>
+            <w:r>
+              <w:t xml:space="preserve">11:00</w:t>
+            </w:r>
+          </w:p>
+        </w:tc>
+        <w:tc>
+          <w:tcPr/>
+          <w:p>
+            <w:pPr>
+              <w:pStyle w:val="Compact"/>
+            </w:pPr>
+            <w:r>
+              <w:t xml:space="preserve">judges arrive and brief</w:t>
             </w:r>
           </w:p>
         </w:tc>
@@ -4275,75 +4549,29 @@
               <w:pStyle w:val="Compact"/>
             </w:pPr>
             <w:r>
-              <w:t xml:space="preserve">doors, check-in</w:t>
-            </w:r>
-          </w:p>
-        </w:tc>
-        <w:tc>
-          <w:tcPr/>
-          <w:p>
-            <w:pPr>
-              <w:pStyle w:val="Compact"/>
-            </w:pPr>
-            <w:r>
-              <w:t xml:space="preserve">09:00</w:t>
-            </w:r>
-          </w:p>
-        </w:tc>
-        <w:tc>
-          <w:tcPr/>
-          <w:p>
-            <w:pPr>
-              <w:pStyle w:val="Compact"/>
-            </w:pPr>
-            <w:r>
-              <w:t xml:space="preserve">day shift; sleeping rooms cleared by 09:30</w:t>
-            </w:r>
-          </w:p>
-        </w:tc>
-      </w:tr>
-      <w:tr>
-        <w:tc>
-          <w:tcPr/>
-          <w:p>
-            <w:pPr>
-              <w:pStyle w:val="Compact"/>
-            </w:pPr>
-            <w:r>
-              <w:t xml:space="preserve">14:00</w:t>
-            </w:r>
-          </w:p>
-        </w:tc>
-        <w:tc>
-          <w:tcPr/>
-          <w:p>
-            <w:pPr>
-              <w:pStyle w:val="Compact"/>
-            </w:pPr>
-            <w:r>
-              <w:t xml:space="preserve">opening</w:t>
-            </w:r>
-          </w:p>
-        </w:tc>
-        <w:tc>
-          <w:tcPr/>
-          <w:p>
-            <w:pPr>
-              <w:pStyle w:val="Compact"/>
-            </w:pPr>
-            <w:r>
-              <w:t xml:space="preserve">10:00</w:t>
-            </w:r>
-          </w:p>
-        </w:tc>
-        <w:tc>
-          <w:tcPr/>
-          <w:p>
-            <w:pPr>
-              <w:pStyle w:val="Compact"/>
-            </w:pPr>
-            <w:r>
-              <w:t xml:space="preserve">returnees back</w:t>
+              <w:t xml:space="preserve">hacking starts, lunch at tables</w:t>
+            </w:r>
+          </w:p>
+        </w:tc>
+        <w:tc>
+          <w:tcPr/>
+          <w:p>
+            <w:pPr>
+              <w:pStyle w:val="Compact"/>
+            </w:pPr>
+            <w:r>
+              <w:t xml:space="preserve">12:15</w:t>
+            </w:r>
+          </w:p>
+        </w:tc>
+        <w:tc>
+          <w:tcPr/>
+          <w:p>
+            <w:pPr>
+              <w:pStyle w:val="Compact"/>
+            </w:pPr>
+            <w:r>
+              <w:t xml:space="preserve">lunch at tables</w:t>
             </w:r>
           </w:p>
         </w:tc>
@@ -4367,34 +4595,102 @@
               <w:pStyle w:val="Compact"/>
             </w:pPr>
             <w:r>
-              <w:t xml:space="preserve">team formation, track board</w:t>
-            </w:r>
-          </w:p>
-        </w:tc>
-        <w:tc>
-          <w:tcPr/>
-          <w:p>
-            <w:pPr>
-              <w:pStyle w:val="Compact"/>
-            </w:pPr>
-            <w:r>
-              <w:t xml:space="preserve">12:00</w:t>
-            </w:r>
-          </w:p>
-        </w:tc>
-        <w:tc>
-          <w:tcPr/>
-          <w:p>
-            <w:pPr>
-              <w:pStyle w:val="Compact"/>
-            </w:pPr>
-            <w:r>
-              <w:t xml:space="preserve">three-hour check; lunch at tables 12:15</w:t>
-            </w:r>
-          </w:p>
-        </w:tc>
-      </w:tr>
-      <w:tr>
+              <w:t xml:space="preserve">workshop 1</w:t>
+            </w:r>
+          </w:p>
+        </w:tc>
+        <w:tc>
+          <w:tcPr/>
+          <w:p>
+            <w:pPr>
+              <w:pStyle w:val="Compact"/>
+            </w:pPr>
+            <w:r>
+              <w:t xml:space="preserve">13:00</w:t>
+            </w:r>
+          </w:p>
+        </w:tc>
+        <w:tc>
+          <w:tcPr/>
+          <w:p>
+            <w:pPr>
+              <w:pStyle w:val="Compact"/>
+            </w:pPr>
+            <w:r>
+              <w:t xml:space="preserve">submission deadline</w:t>
+            </w:r>
+          </w:p>
+        </w:tc>
+      </w:tr>
+      <w:tr>
+        <w:tc>
+          <w:tcPr/>
+          <w:p>
+            <w:pPr>
+              <w:pStyle w:val="Compact"/>
+            </w:pPr>
+            <w:r>
+              <w:t xml:space="preserve">16:00</w:t>
+            </w:r>
+          </w:p>
+        </w:tc>
+        <w:tc>
+          <w:tcPr/>
+          <w:p>
+            <w:pPr>
+              <w:pStyle w:val="Compact"/>
+            </w:pPr>
+            <w:r>
+              <w:t xml:space="preserve">mentor hour</w:t>
+            </w:r>
+          </w:p>
+        </w:tc>
+        <w:tc>
+          <w:tcPr/>
+          <w:p>
+            <w:pPr>
+              <w:pStyle w:val="Compact"/>
+            </w:pPr>
+            <w:r>
+              <w:t xml:space="preserve">13:30</w:t>
+            </w:r>
+          </w:p>
+        </w:tc>
+        <w:tc>
+          <w:tcPr/>
+          <w:p>
+            <w:pPr>
+              <w:pStyle w:val="Compact"/>
+            </w:pPr>
+            <w:r>
+              <w:t xml:space="preserve">track judging at tables</w:t>
+            </w:r>
+          </w:p>
+        </w:tc>
+      </w:tr>
+      <w:tr>
+        <w:tc>
+          <w:tcPr/>
+          <w:p>
+            <w:pPr>
+              <w:pStyle w:val="Compact"/>
+            </w:pPr>
+            <w:r>
+              <w:t xml:space="preserve">17:30</w:t>
+            </w:r>
+          </w:p>
+        </w:tc>
+        <w:tc>
+          <w:tcPr/>
+          <w:p>
+            <w:pPr>
+              <w:pStyle w:val="Compact"/>
+            </w:pPr>
+            <w:r>
+              <w:t xml:space="preserve">workshop 2</w:t>
+            </w:r>
+          </w:p>
+        </w:tc>
         <w:tc>
           <w:tcPr/>
           <w:p>
@@ -4413,121 +4709,7 @@
               <w:pStyle w:val="Compact"/>
             </w:pPr>
             <w:r>
-              <w:t xml:space="preserve">hacking starts, lunch at tables</w:t>
-            </w:r>
-          </w:p>
-        </w:tc>
-        <w:tc>
-          <w:tcPr/>
-          <w:p>
-            <w:pPr>
-              <w:pStyle w:val="Compact"/>
-            </w:pPr>
-            <w:r>
-              <w:t xml:space="preserve">13:00</w:t>
-            </w:r>
-          </w:p>
-        </w:tc>
-        <w:tc>
-          <w:tcPr/>
-          <w:p>
-            <w:pPr>
-              <w:pStyle w:val="Compact"/>
-            </w:pPr>
-            <w:r>
-              <w:t xml:space="preserve">judges arrive and brief</w:t>
-            </w:r>
-          </w:p>
-        </w:tc>
-      </w:tr>
-      <w:tr>
-        <w:tc>
-          <w:tcPr/>
-          <w:p>
-            <w:pPr>
-              <w:pStyle w:val="Compact"/>
-            </w:pPr>
-            <w:r>
-              <w:t xml:space="preserve">16:30</w:t>
-            </w:r>
-          </w:p>
-        </w:tc>
-        <w:tc>
-          <w:tcPr/>
-          <w:p>
-            <w:pPr>
-              <w:pStyle w:val="Compact"/>
-            </w:pPr>
-            <w:r>
-              <w:t xml:space="preserve">workshop 1</w:t>
-            </w:r>
-          </w:p>
-        </w:tc>
-        <w:tc>
-          <w:tcPr/>
-          <w:p>
-            <w:pPr>
-              <w:pStyle w:val="Compact"/>
-            </w:pPr>
-            <w:r>
-              <w:t xml:space="preserve">15:00</w:t>
-            </w:r>
-          </w:p>
-        </w:tc>
-        <w:tc>
-          <w:tcPr/>
-          <w:p>
-            <w:pPr>
-              <w:pStyle w:val="Compact"/>
-            </w:pPr>
-            <w:r>
-              <w:t xml:space="preserve">submission deadline</w:t>
-            </w:r>
-          </w:p>
-        </w:tc>
-      </w:tr>
-      <w:tr>
-        <w:tc>
-          <w:tcPr/>
-          <w:p>
-            <w:pPr>
-              <w:pStyle w:val="Compact"/>
-            </w:pPr>
-            <w:r>
-              <w:t xml:space="preserve">18:00</w:t>
-            </w:r>
-          </w:p>
-        </w:tc>
-        <w:tc>
-          <w:tcPr/>
-          <w:p>
-            <w:pPr>
-              <w:pStyle w:val="Compact"/>
-            </w:pPr>
-            <w:r>
-              <w:t xml:space="preserve">mentor hour</w:t>
-            </w:r>
-          </w:p>
-        </w:tc>
-        <w:tc>
-          <w:tcPr/>
-          <w:p>
-            <w:pPr>
-              <w:pStyle w:val="Compact"/>
-            </w:pPr>
-            <w:r>
-              <w:t xml:space="preserve">15:30</w:t>
-            </w:r>
-          </w:p>
-        </w:tc>
-        <w:tc>
-          <w:tcPr/>
-          <w:p>
-            <w:pPr>
-              <w:pStyle w:val="Compact"/>
-            </w:pPr>
-            <w:r>
-              <w:t xml:space="preserve">track judging at tables</w:t>
+              <w:t xml:space="preserve">tally, eight finalists</w:t>
             </w:r>
           </w:p>
         </w:tc>
@@ -4562,6 +4744,98 @@
               <w:pStyle w:val="Compact"/>
             </w:pPr>
             <w:r>
+              <w:t xml:space="preserve">15:15</w:t>
+            </w:r>
+          </w:p>
+        </w:tc>
+        <w:tc>
+          <w:tcPr/>
+          <w:p>
+            <w:pPr>
+              <w:pStyle w:val="Compact"/>
+            </w:pPr>
+            <w:r>
+              <w:t xml:space="preserve">finals on stage</w:t>
+            </w:r>
+          </w:p>
+        </w:tc>
+      </w:tr>
+      <w:tr>
+        <w:tc>
+          <w:tcPr/>
+          <w:p>
+            <w:pPr>
+              <w:pStyle w:val="Compact"/>
+            </w:pPr>
+            <w:r>
+              <w:t xml:space="preserve">21:00</w:t>
+            </w:r>
+          </w:p>
+        </w:tc>
+        <w:tc>
+          <w:tcPr/>
+          <w:p>
+            <w:pPr>
+              <w:pStyle w:val="Compact"/>
+            </w:pPr>
+            <w:r>
+              <w:t xml:space="preserve">sign-out for minors going home</w:t>
+            </w:r>
+          </w:p>
+        </w:tc>
+        <w:tc>
+          <w:tcPr/>
+          <w:p>
+            <w:pPr>
+              <w:pStyle w:val="Compact"/>
+            </w:pPr>
+            <w:r>
+              <w:t xml:space="preserve">16:20</w:t>
+            </w:r>
+          </w:p>
+        </w:tc>
+        <w:tc>
+          <w:tcPr/>
+          <w:p>
+            <w:pPr>
+              <w:pStyle w:val="Compact"/>
+            </w:pPr>
+            <w:r>
+              <w:t xml:space="preserve">awards</w:t>
+            </w:r>
+          </w:p>
+        </w:tc>
+      </w:tr>
+      <w:tr>
+        <w:tc>
+          <w:tcPr/>
+          <w:p>
+            <w:pPr>
+              <w:pStyle w:val="Compact"/>
+            </w:pPr>
+            <w:r>
+              <w:t xml:space="preserve">22:00</w:t>
+            </w:r>
+          </w:p>
+        </w:tc>
+        <w:tc>
+          <w:tcPr/>
+          <w:p>
+            <w:pPr>
+              <w:pStyle w:val="Compact"/>
+            </w:pPr>
+            <w:r>
+              <w:t xml:space="preserve">night shift begins</w:t>
+            </w:r>
+          </w:p>
+        </w:tc>
+        <w:tc>
+          <w:tcPr/>
+          <w:p>
+            <w:pPr>
+              <w:pStyle w:val="Compact"/>
+            </w:pPr>
+            <w:r>
               <w:t xml:space="preserve">17:00</w:t>
             </w:r>
           </w:p>
@@ -4573,144 +4847,6 @@
               <w:pStyle w:val="Compact"/>
             </w:pPr>
             <w:r>
-              <w:t xml:space="preserve">tally, eight finalists</w:t>
-            </w:r>
-          </w:p>
-        </w:tc>
-      </w:tr>
-      <w:tr>
-        <w:tc>
-          <w:tcPr/>
-          <w:p>
-            <w:pPr>
-              <w:pStyle w:val="Compact"/>
-            </w:pPr>
-            <w:r>
-              <w:t xml:space="preserve">19:45</w:t>
-            </w:r>
-          </w:p>
-        </w:tc>
-        <w:tc>
-          <w:tcPr/>
-          <w:p>
-            <w:pPr>
-              <w:pStyle w:val="Compact"/>
-            </w:pPr>
-            <w:r>
-              <w:t xml:space="preserve">workshop 2</w:t>
-            </w:r>
-          </w:p>
-        </w:tc>
-        <w:tc>
-          <w:tcPr/>
-          <w:p>
-            <w:pPr>
-              <w:pStyle w:val="Compact"/>
-            </w:pPr>
-            <w:r>
-              <w:t xml:space="preserve">17:15</w:t>
-            </w:r>
-          </w:p>
-        </w:tc>
-        <w:tc>
-          <w:tcPr/>
-          <w:p>
-            <w:pPr>
-              <w:pStyle w:val="Compact"/>
-            </w:pPr>
-            <w:r>
-              <w:t xml:space="preserve">finals on stage</w:t>
-            </w:r>
-          </w:p>
-        </w:tc>
-      </w:tr>
-      <w:tr>
-        <w:tc>
-          <w:tcPr/>
-          <w:p>
-            <w:pPr>
-              <w:pStyle w:val="Compact"/>
-            </w:pPr>
-            <w:r>
-              <w:t xml:space="preserve">21:00</w:t>
-            </w:r>
-          </w:p>
-        </w:tc>
-        <w:tc>
-          <w:tcPr/>
-          <w:p>
-            <w:pPr>
-              <w:pStyle w:val="Compact"/>
-            </w:pPr>
-            <w:r>
-              <w:t xml:space="preserve">sign-out for minors going home</w:t>
-            </w:r>
-          </w:p>
-        </w:tc>
-        <w:tc>
-          <w:tcPr/>
-          <w:p>
-            <w:pPr>
-              <w:pStyle w:val="Compact"/>
-            </w:pPr>
-            <w:r>
-              <w:t xml:space="preserve">18:20</w:t>
-            </w:r>
-          </w:p>
-        </w:tc>
-        <w:tc>
-          <w:tcPr/>
-          <w:p>
-            <w:pPr>
-              <w:pStyle w:val="Compact"/>
-            </w:pPr>
-            <w:r>
-              <w:t xml:space="preserve">awards</w:t>
-            </w:r>
-          </w:p>
-        </w:tc>
-      </w:tr>
-      <w:tr>
-        <w:tc>
-          <w:tcPr/>
-          <w:p>
-            <w:pPr>
-              <w:pStyle w:val="Compact"/>
-            </w:pPr>
-            <w:r>
-              <w:t xml:space="preserve">22:00</w:t>
-            </w:r>
-          </w:p>
-        </w:tc>
-        <w:tc>
-          <w:tcPr/>
-          <w:p>
-            <w:pPr>
-              <w:pStyle w:val="Compact"/>
-            </w:pPr>
-            <w:r>
-              <w:t xml:space="preserve">night shift begins</w:t>
-            </w:r>
-          </w:p>
-        </w:tc>
-        <w:tc>
-          <w:tcPr/>
-          <w:p>
-            <w:pPr>
-              <w:pStyle w:val="Compact"/>
-            </w:pPr>
-            <w:r>
-              <w:t xml:space="preserve">19:00</w:t>
-            </w:r>
-          </w:p>
-        </w:tc>
-        <w:tc>
-          <w:tcPr/>
-          <w:p>
-            <w:pPr>
-              <w:pStyle w:val="Compact"/>
-            </w:pPr>
-            <w:r>
               <w:t xml:space="preserve">close</w:t>
             </w:r>
           </w:p>
@@ -4746,7 +4882,7 @@
               <w:pStyle w:val="Compact"/>
             </w:pPr>
             <w:r>
-              <w:t xml:space="preserve">20:30</w:t>
+              <w:t xml:space="preserve">18:30</w:t>
             </w:r>
           </w:p>
         </w:tc>
